--- a/paper/Supplementary_S1_primer.docx
+++ b/paper/Supplementary_S1_primer.docx
@@ -2,7 +2,7 @@
 <file path=word/document.xml><?xml version="1.0" encoding="utf-8"?>
 <w:document xmlns:w="http://schemas.openxmlformats.org/wordprocessingml/2006/main" xmlns:m="http://schemas.openxmlformats.org/officeDocument/2006/math" xmlns:r="http://schemas.openxmlformats.org/officeDocument/2006/relationships" xmlns:o="urn:schemas-microsoft-com:office:office" xmlns:v="urn:schemas-microsoft-com:vml" xmlns:w10="urn:schemas-microsoft-com:office:word" xmlns:a="http://schemas.openxmlformats.org/drawingml/2006/main" xmlns:pic="http://schemas.openxmlformats.org/drawingml/2006/picture" xmlns:wp="http://schemas.openxmlformats.org/drawingml/2006/wordprocessingDrawing">
   <w:body>
-    <w:bookmarkStart w:id="357" w:name="X1407efc73eeb14ea67b28525936ab156b42f911"/>
+    <w:bookmarkStart w:id="459" w:name="X1407efc73eeb14ea67b28525936ab156b42f911"/>
     <w:p>
       <w:pPr>
         <w:pStyle w:val="Heading1"/>
@@ -11,7 +11,7 @@
         <w:t xml:space="preserve">Supplementary Material S1. A primer for the experimentalist</w:t>
       </w:r>
     </w:p>
-    <w:bookmarkStart w:id="356" w:name="X09f5aaa1c91539d37bb93099cc137d0e43cf298"/>
+    <w:bookmarkStart w:id="458" w:name="X09f5aaa1c91539d37bb93099cc137d0e43cf298"/>
     <w:p>
       <w:pPr>
         <w:pStyle w:val="Heading2"/>
@@ -31,7 +31,7 @@
         <w:t xml:space="preserve"> </w:t>
       </w:r>
       <w:r>
-        <w:t xml:space="preserve">“Hephaestus: an open-source engine and database for the thermodynamics and phase diagrams of molten oxide slags.”</w:t>
+        <w:t xml:space="preserve">“Hephaestus: an in-browser open-source engine and open databases for the thermodynamics and phase diagrams of slags, molten salts, and alloys.”</w:t>
       </w:r>
       <w:r>
         <w:t xml:space="preserve"> </w:t>
@@ -64,7 +64,7 @@
         <w:t xml:space="preserve">It runs entirely inside your web browser. Nothing you do on the page is transmitted anywhere; there is no server behind it.</w:t>
       </w:r>
     </w:p>
-    <w:bookmarkStart w:id="345" w:name="X8ffce499c1845416aa217195454fc73226ba29d"/>
+    <w:bookmarkStart w:id="447" w:name="X8ffce499c1845416aa217195454fc73226ba29d"/>
     <w:p>
       <w:pPr>
         <w:pStyle w:val="Heading3"/>
@@ -109,8 +109,8 @@
         <w:t xml:space="preserve">You never need to open or edit a database file to use this calculator. The open databases are behind one-click buttons, and if a colleague sends you a file, you load it with a file-picker like attaching a document to an email.</w:t>
       </w:r>
     </w:p>
-    <w:bookmarkEnd w:id="345"/>
-    <w:bookmarkStart w:id="346" w:name="the-three-file-names-you-will-meet"/>
+    <w:bookmarkEnd w:id="447"/>
+    <w:bookmarkStart w:id="448" w:name="the-three-file-names-you-will-meet"/>
     <w:p>
       <w:pPr>
         <w:pStyle w:val="Heading3"/>
@@ -291,8 +291,8 @@
         <w:t xml:space="preserve">For using the calculator, the distinction hardly matters; the page detects the format when a file loads. It matters only when you ask where a file came from or which software a collaborator uses.</w:t>
       </w:r>
     </w:p>
-    <w:bookmarkEnd w:id="346"/>
-    <w:bookmarkStart w:id="347" w:name="your-first-calculation-in-five-clicks"/>
+    <w:bookmarkEnd w:id="448"/>
+    <w:bookmarkStart w:id="449" w:name="your-first-calculation-in-five-clicks"/>
     <w:p>
       <w:pPr>
         <w:pStyle w:val="Heading3"/>
@@ -442,8 +442,8 @@
         <w:t xml:space="preserve">That is the entire workflow. Load, click, read. Every other feature on the page is a variation of these three steps.</w:t>
       </w:r>
     </w:p>
-    <w:bookmarkEnd w:id="347"/>
-    <w:bookmarkStart w:id="348" w:name="reading-the-readouts"/>
+    <w:bookmarkEnd w:id="449"/>
+    <w:bookmarkStart w:id="450" w:name="reading-the-readouts"/>
     <w:p>
       <w:pPr>
         <w:pStyle w:val="Heading3"/>
@@ -484,8 +484,8 @@
         <w:t xml:space="preserve">card does the same job numerically instead of graphically: enter a composition, pick a temperature, press Compute, and read the equilibrium Gibbs energy and phase amounts. Use the diagram when you want the whole landscape and the solver when you want numbers for one condition.</w:t>
       </w:r>
     </w:p>
-    <w:bookmarkEnd w:id="348"/>
-    <w:bookmarkStart w:id="349" w:name="the-slag-ternary"/>
+    <w:bookmarkEnd w:id="450"/>
+    <w:bookmarkStart w:id="451" w:name="the-slag-ternary"/>
     <w:p>
       <w:pPr>
         <w:pStyle w:val="Heading3"/>
@@ -591,8 +591,8 @@
         <w:t xml:space="preserve">If you have only ever read these diagrams in handbooks, the difference here is that the diagram is computed from the loaded file while you watch, so when a database improves, the diagram improves with it.</w:t>
       </w:r>
     </w:p>
-    <w:bookmarkEnd w:id="349"/>
-    <w:bookmarkStart w:id="350" w:name="freezing-a-melt-the-scheil-panel"/>
+    <w:bookmarkEnd w:id="451"/>
+    <w:bookmarkStart w:id="452" w:name="freezing-a-melt-the-scheil-panel"/>
     <w:p>
       <w:pPr>
         <w:pStyle w:val="Heading3"/>
@@ -641,8 +641,8 @@
         <w:t xml:space="preserve">“what will this melt do in my furnace.”</w:t>
       </w:r>
     </w:p>
-    <w:bookmarkEnd w:id="350"/>
-    <w:bookmarkStart w:id="351" w:name="loading-a-file-someone-sent-you"/>
+    <w:bookmarkEnd w:id="452"/>
+    <w:bookmarkStart w:id="453" w:name="loading-a-file-someone-sent-you"/>
     <w:p>
       <w:pPr>
         <w:pStyle w:val="Heading3"/>
@@ -675,8 +675,8 @@
         <w:t xml:space="preserve">and pick the file. It loads exactly like the built-in buttons and every calculator on the page switches to it. Uploaded files are temporary; they live only in the open tab and vanish on refresh, and up to three can be loaded at once, each pinned with its own color so you can switch between them. That also means systems from different sources sit side by side in one page, and the unified .utdb dialect goes further by holding, for example, an alloy and a molten salt in a single file; your systems are never split across separate products. Nothing is uploaded anywhere; the file is read inside your browser and stays on your machine, which also means confidential files are safe to load.</w:t>
       </w:r>
     </w:p>
-    <w:bookmarkEnd w:id="351"/>
-    <w:bookmarkStart w:id="352" w:name="when-your-system-is-not-on-the-page"/>
+    <w:bookmarkEnd w:id="453"/>
+    <w:bookmarkStart w:id="454" w:name="when-your-system-is-not-on-the-page"/>
     <w:p>
       <w:pPr>
         <w:pStyle w:val="Heading3"/>
@@ -749,8 +749,8 @@
         <w:t xml:space="preserve">card is for real systems with real literature. Point it at your folder of collected papers and it prepares an email to us. Small, well-bounded systems may be added to the open collection free as capacity allows, with sources cited to their original authors and the contribution credited to you; larger or confidential work is a paid engagement and comes back as a quoted proposal. Either way you never touch a file format.</w:t>
       </w:r>
     </w:p>
-    <w:bookmarkEnd w:id="352"/>
-    <w:bookmarkStart w:id="353" w:name="what-this-calculator-will-not-do"/>
+    <w:bookmarkEnd w:id="454"/>
+    <w:bookmarkStart w:id="455" w:name="what-this-calculator-will-not-do"/>
     <w:p>
       <w:pPr>
         <w:pStyle w:val="Heading3"/>
@@ -767,8 +767,8 @@
         <w:t xml:space="preserve">Honesty about scope saves your time. The engine handles condensed phases (liquids, solid solutions, stoichiometric compounds); it does not calculate gas equilibria. Kinetics beyond the Scheil approximation is out of scope. The shipped slag database documents its known limits in the files themselves, the largest being silica-rich miscibility gaps that sit too high in temperature. And the static ternary showcase images on the page exist only for the assessed built-in systems; a newly loaded file drives the live calculators, not the showcases.</w:t>
       </w:r>
     </w:p>
-    <w:bookmarkEnd w:id="353"/>
-    <w:bookmarkStart w:id="354" w:name="your-first-assessment-as-a-non-expert"/>
+    <w:bookmarkEnd w:id="455"/>
+    <w:bookmarkStart w:id="456" w:name="your-first-assessment-as-a-non-expert"/>
     <w:p>
       <w:pPr>
         <w:pStyle w:val="Heading3"/>
@@ -977,8 +977,8 @@
         <w:t xml:space="preserve">A tool that is easy to start and a tool you can grow with are different things, and this page intends to be both. The calculators are the first afternoon; the builder and this section are the second year; the request card is for everything in between.</w:t>
       </w:r>
     </w:p>
-    <w:bookmarkEnd w:id="354"/>
-    <w:bookmarkStart w:id="355" w:name="small-glossary"/>
+    <w:bookmarkEnd w:id="456"/>
+    <w:bookmarkStart w:id="457" w:name="small-glossary"/>
     <w:p>
       <w:pPr>
         <w:pStyle w:val="Heading3"/>
@@ -1295,9 +1295,9 @@
         <w:t xml:space="preserve">The browser’s way of running compiled programs at near-native speed; it is why the full engine runs on the page with nothing installed.</w:t>
       </w:r>
     </w:p>
-    <w:bookmarkEnd w:id="355"/>
-    <w:bookmarkEnd w:id="356"/>
-    <w:bookmarkEnd w:id="357"/>
+    <w:bookmarkEnd w:id="457"/>
+    <w:bookmarkEnd w:id="458"/>
+    <w:bookmarkEnd w:id="459"/>
     <w:sectPr>
       <w:footnotePr>
         <w:numRestart w:val="eachSect"/>

--- a/paper/Supplementary_S1_primer.docx
+++ b/paper/Supplementary_S1_primer.docx
@@ -2,7 +2,7 @@
 <file path=word/document.xml><?xml version="1.0" encoding="utf-8"?>
 <w:document xmlns:w="http://schemas.openxmlformats.org/wordprocessingml/2006/main" xmlns:m="http://schemas.openxmlformats.org/officeDocument/2006/math" xmlns:r="http://schemas.openxmlformats.org/officeDocument/2006/relationships" xmlns:o="urn:schemas-microsoft-com:office:office" xmlns:v="urn:schemas-microsoft-com:vml" xmlns:w10="urn:schemas-microsoft-com:office:word" xmlns:a="http://schemas.openxmlformats.org/drawingml/2006/main" xmlns:pic="http://schemas.openxmlformats.org/drawingml/2006/picture" xmlns:wp="http://schemas.openxmlformats.org/drawingml/2006/wordprocessingDrawing">
   <w:body>
-    <w:bookmarkStart w:id="459" w:name="X1407efc73eeb14ea67b28525936ab156b42f911"/>
+    <w:bookmarkStart w:id="527" w:name="X1407efc73eeb14ea67b28525936ab156b42f911"/>
     <w:p>
       <w:pPr>
         <w:pStyle w:val="Heading1"/>
@@ -11,7 +11,7 @@
         <w:t xml:space="preserve">Supplementary Material S1. A primer for the experimentalist</w:t>
       </w:r>
     </w:p>
-    <w:bookmarkStart w:id="458" w:name="X09f5aaa1c91539d37bb93099cc137d0e43cf298"/>
+    <w:bookmarkStart w:id="526" w:name="X09f5aaa1c91539d37bb93099cc137d0e43cf298"/>
     <w:p>
       <w:pPr>
         <w:pStyle w:val="Heading2"/>
@@ -64,7 +64,7 @@
         <w:t xml:space="preserve">It runs entirely inside your web browser. Nothing you do on the page is transmitted anywhere; there is no server behind it.</w:t>
       </w:r>
     </w:p>
-    <w:bookmarkStart w:id="447" w:name="X8ffce499c1845416aa217195454fc73226ba29d"/>
+    <w:bookmarkStart w:id="515" w:name="X8ffce499c1845416aa217195454fc73226ba29d"/>
     <w:p>
       <w:pPr>
         <w:pStyle w:val="Heading3"/>
@@ -109,8 +109,8 @@
         <w:t xml:space="preserve">You never need to open or edit a database file to use this calculator. The open databases are behind one-click buttons, and if a colleague sends you a file, you load it with a file-picker like attaching a document to an email.</w:t>
       </w:r>
     </w:p>
-    <w:bookmarkEnd w:id="447"/>
-    <w:bookmarkStart w:id="448" w:name="the-three-file-names-you-will-meet"/>
+    <w:bookmarkEnd w:id="515"/>
+    <w:bookmarkStart w:id="516" w:name="the-three-file-names-you-will-meet"/>
     <w:p>
       <w:pPr>
         <w:pStyle w:val="Heading3"/>
@@ -291,8 +291,8 @@
         <w:t xml:space="preserve">For using the calculator, the distinction hardly matters; the page detects the format when a file loads. It matters only when you ask where a file came from or which software a collaborator uses.</w:t>
       </w:r>
     </w:p>
-    <w:bookmarkEnd w:id="448"/>
-    <w:bookmarkStart w:id="449" w:name="your-first-calculation-in-five-clicks"/>
+    <w:bookmarkEnd w:id="516"/>
+    <w:bookmarkStart w:id="517" w:name="your-first-calculation-in-five-clicks"/>
     <w:p>
       <w:pPr>
         <w:pStyle w:val="Heading3"/>
@@ -442,8 +442,8 @@
         <w:t xml:space="preserve">That is the entire workflow. Load, click, read. Every other feature on the page is a variation of these three steps.</w:t>
       </w:r>
     </w:p>
-    <w:bookmarkEnd w:id="449"/>
-    <w:bookmarkStart w:id="450" w:name="reading-the-readouts"/>
+    <w:bookmarkEnd w:id="517"/>
+    <w:bookmarkStart w:id="518" w:name="reading-the-readouts"/>
     <w:p>
       <w:pPr>
         <w:pStyle w:val="Heading3"/>
@@ -484,8 +484,8 @@
         <w:t xml:space="preserve">card does the same job numerically instead of graphically: enter a composition, pick a temperature, press Compute, and read the equilibrium Gibbs energy and phase amounts. Use the diagram when you want the whole landscape and the solver when you want numbers for one condition.</w:t>
       </w:r>
     </w:p>
-    <w:bookmarkEnd w:id="450"/>
-    <w:bookmarkStart w:id="451" w:name="the-slag-ternary"/>
+    <w:bookmarkEnd w:id="518"/>
+    <w:bookmarkStart w:id="519" w:name="the-slag-ternary"/>
     <w:p>
       <w:pPr>
         <w:pStyle w:val="Heading3"/>
@@ -591,8 +591,8 @@
         <w:t xml:space="preserve">If you have only ever read these diagrams in handbooks, the difference here is that the diagram is computed from the loaded file while you watch, so when a database improves, the diagram improves with it.</w:t>
       </w:r>
     </w:p>
-    <w:bookmarkEnd w:id="451"/>
-    <w:bookmarkStart w:id="452" w:name="freezing-a-melt-the-scheil-panel"/>
+    <w:bookmarkEnd w:id="519"/>
+    <w:bookmarkStart w:id="520" w:name="freezing-a-melt-the-scheil-panel"/>
     <w:p>
       <w:pPr>
         <w:pStyle w:val="Heading3"/>
@@ -641,8 +641,8 @@
         <w:t xml:space="preserve">“what will this melt do in my furnace.”</w:t>
       </w:r>
     </w:p>
-    <w:bookmarkEnd w:id="452"/>
-    <w:bookmarkStart w:id="453" w:name="loading-a-file-someone-sent-you"/>
+    <w:bookmarkEnd w:id="520"/>
+    <w:bookmarkStart w:id="521" w:name="loading-a-file-someone-sent-you"/>
     <w:p>
       <w:pPr>
         <w:pStyle w:val="Heading3"/>
@@ -675,8 +675,8 @@
         <w:t xml:space="preserve">and pick the file. It loads exactly like the built-in buttons and every calculator on the page switches to it. Uploaded files are temporary; they live only in the open tab and vanish on refresh, and up to three can be loaded at once, each pinned with its own color so you can switch between them. That also means systems from different sources sit side by side in one page, and the unified .utdb dialect goes further by holding, for example, an alloy and a molten salt in a single file; your systems are never split across separate products. Nothing is uploaded anywhere; the file is read inside your browser and stays on your machine, which also means confidential files are safe to load.</w:t>
       </w:r>
     </w:p>
-    <w:bookmarkEnd w:id="453"/>
-    <w:bookmarkStart w:id="454" w:name="when-your-system-is-not-on-the-page"/>
+    <w:bookmarkEnd w:id="521"/>
+    <w:bookmarkStart w:id="522" w:name="when-your-system-is-not-on-the-page"/>
     <w:p>
       <w:pPr>
         <w:pStyle w:val="Heading3"/>
@@ -690,7 +690,7 @@
         <w:pStyle w:val="FirstParagraph"/>
       </w:pPr>
       <w:r>
-        <w:t xml:space="preserve">The built-in buttons cover the open slag and chloride salt databases shipped with this work. If the system you need is not among them, there are two doors:</w:t>
+        <w:t xml:space="preserve">The built-in buttons cover the open slag, chloride salt, and Al-Zn alloy databases shipped with this work, plus the two unified demonstrations (aluminum recycling and steelmaking). If the system you need is not among them, there are two doors:</w:t>
       </w:r>
     </w:p>
     <w:p>
@@ -749,8 +749,8 @@
         <w:t xml:space="preserve">card is for real systems with real literature. Point it at your folder of collected papers and it prepares an email to us. Small, well-bounded systems may be added to the open collection free as capacity allows, with sources cited to their original authors and the contribution credited to you; larger or confidential work is a paid engagement and comes back as a quoted proposal. Either way you never touch a file format.</w:t>
       </w:r>
     </w:p>
-    <w:bookmarkEnd w:id="454"/>
-    <w:bookmarkStart w:id="455" w:name="what-this-calculator-will-not-do"/>
+    <w:bookmarkEnd w:id="522"/>
+    <w:bookmarkStart w:id="523" w:name="what-this-calculator-will-not-do"/>
     <w:p>
       <w:pPr>
         <w:pStyle w:val="Heading3"/>
@@ -767,8 +767,8 @@
         <w:t xml:space="preserve">Honesty about scope saves your time. The engine handles condensed phases (liquids, solid solutions, stoichiometric compounds); it does not calculate gas equilibria. Kinetics beyond the Scheil approximation is out of scope. The shipped slag database documents its known limits in the files themselves, the largest being silica-rich miscibility gaps that sit too high in temperature. And the static ternary showcase images on the page exist only for the assessed built-in systems; a newly loaded file drives the live calculators, not the showcases.</w:t>
       </w:r>
     </w:p>
-    <w:bookmarkEnd w:id="455"/>
-    <w:bookmarkStart w:id="456" w:name="your-first-assessment-as-a-non-expert"/>
+    <w:bookmarkEnd w:id="523"/>
+    <w:bookmarkStart w:id="524" w:name="your-first-assessment-as-a-non-expert"/>
     <w:p>
       <w:pPr>
         <w:pStyle w:val="Heading3"/>
@@ -977,8 +977,8 @@
         <w:t xml:space="preserve">A tool that is easy to start and a tool you can grow with are different things, and this page intends to be both. The calculators are the first afternoon; the builder and this section are the second year; the request card is for everything in between.</w:t>
       </w:r>
     </w:p>
-    <w:bookmarkEnd w:id="456"/>
-    <w:bookmarkStart w:id="457" w:name="small-glossary"/>
+    <w:bookmarkEnd w:id="524"/>
+    <w:bookmarkStart w:id="525" w:name="small-glossary"/>
     <w:p>
       <w:pPr>
         <w:pStyle w:val="Heading3"/>
@@ -1295,9 +1295,9 @@
         <w:t xml:space="preserve">The browser’s way of running compiled programs at near-native speed; it is why the full engine runs on the page with nothing installed.</w:t>
       </w:r>
     </w:p>
-    <w:bookmarkEnd w:id="457"/>
-    <w:bookmarkEnd w:id="458"/>
-    <w:bookmarkEnd w:id="459"/>
+    <w:bookmarkEnd w:id="525"/>
+    <w:bookmarkEnd w:id="526"/>
+    <w:bookmarkEnd w:id="527"/>
     <w:sectPr>
       <w:footnotePr>
         <w:numRestart w:val="eachSect"/>

--- a/paper/Supplementary_S1_primer.docx
+++ b/paper/Supplementary_S1_primer.docx
@@ -2,7 +2,7 @@
 <file path=word/document.xml><?xml version="1.0" encoding="utf-8"?>
 <w:document xmlns:w="http://schemas.openxmlformats.org/wordprocessingml/2006/main" xmlns:m="http://schemas.openxmlformats.org/officeDocument/2006/math" xmlns:r="http://schemas.openxmlformats.org/officeDocument/2006/relationships" xmlns:o="urn:schemas-microsoft-com:office:office" xmlns:v="urn:schemas-microsoft-com:vml" xmlns:w10="urn:schemas-microsoft-com:office:word" xmlns:a="http://schemas.openxmlformats.org/drawingml/2006/main" xmlns:pic="http://schemas.openxmlformats.org/drawingml/2006/picture" xmlns:wp="http://schemas.openxmlformats.org/drawingml/2006/wordprocessingDrawing">
   <w:body>
-    <w:bookmarkStart w:id="527" w:name="X1407efc73eeb14ea67b28525936ab156b42f911"/>
+    <w:bookmarkStart w:id="595" w:name="X1407efc73eeb14ea67b28525936ab156b42f911"/>
     <w:p>
       <w:pPr>
         <w:pStyle w:val="Heading1"/>
@@ -11,7 +11,7 @@
         <w:t xml:space="preserve">Supplementary Material S1. A primer for the experimentalist</w:t>
       </w:r>
     </w:p>
-    <w:bookmarkStart w:id="526" w:name="X09f5aaa1c91539d37bb93099cc137d0e43cf298"/>
+    <w:bookmarkStart w:id="594" w:name="X09f5aaa1c91539d37bb93099cc137d0e43cf298"/>
     <w:p>
       <w:pPr>
         <w:pStyle w:val="Heading2"/>
@@ -31,7 +31,7 @@
         <w:t xml:space="preserve"> </w:t>
       </w:r>
       <w:r>
-        <w:t xml:space="preserve">“Hephaestus: an in-browser open-source engine and open databases for the thermodynamics and phase diagrams of slags, molten salts, and alloys.”</w:t>
+        <w:t xml:space="preserve">“Hephaestus: an in-browser open-source engine and databases for the thermodynamics and phase diagrams of slags, molten salts, and alloys.”</w:t>
       </w:r>
       <w:r>
         <w:t xml:space="preserve"> </w:t>
@@ -64,7 +64,7 @@
         <w:t xml:space="preserve">It runs entirely inside your web browser. Nothing you do on the page is transmitted anywhere; there is no server behind it.</w:t>
       </w:r>
     </w:p>
-    <w:bookmarkStart w:id="515" w:name="X8ffce499c1845416aa217195454fc73226ba29d"/>
+    <w:bookmarkStart w:id="583" w:name="X8ffce499c1845416aa217195454fc73226ba29d"/>
     <w:p>
       <w:pPr>
         <w:pStyle w:val="Heading3"/>
@@ -109,8 +109,8 @@
         <w:t xml:space="preserve">You never need to open or edit a database file to use this calculator. The open databases are behind one-click buttons, and if a colleague sends you a file, you load it with a file-picker like attaching a document to an email.</w:t>
       </w:r>
     </w:p>
-    <w:bookmarkEnd w:id="515"/>
-    <w:bookmarkStart w:id="516" w:name="the-three-file-names-you-will-meet"/>
+    <w:bookmarkEnd w:id="583"/>
+    <w:bookmarkStart w:id="584" w:name="the-three-file-names-you-will-meet"/>
     <w:p>
       <w:pPr>
         <w:pStyle w:val="Heading3"/>
@@ -291,8 +291,8 @@
         <w:t xml:space="preserve">For using the calculator, the distinction hardly matters; the page detects the format when a file loads. It matters only when you ask where a file came from or which software a collaborator uses.</w:t>
       </w:r>
     </w:p>
-    <w:bookmarkEnd w:id="516"/>
-    <w:bookmarkStart w:id="517" w:name="your-first-calculation-in-five-clicks"/>
+    <w:bookmarkEnd w:id="584"/>
+    <w:bookmarkStart w:id="585" w:name="your-first-calculation-in-five-clicks"/>
     <w:p>
       <w:pPr>
         <w:pStyle w:val="Heading3"/>
@@ -442,8 +442,8 @@
         <w:t xml:space="preserve">That is the entire workflow. Load, click, read. Every other feature on the page is a variation of these three steps.</w:t>
       </w:r>
     </w:p>
-    <w:bookmarkEnd w:id="517"/>
-    <w:bookmarkStart w:id="518" w:name="reading-the-readouts"/>
+    <w:bookmarkEnd w:id="585"/>
+    <w:bookmarkStart w:id="586" w:name="reading-the-readouts"/>
     <w:p>
       <w:pPr>
         <w:pStyle w:val="Heading3"/>
@@ -484,8 +484,8 @@
         <w:t xml:space="preserve">card does the same job numerically instead of graphically: enter a composition, pick a temperature, press Compute, and read the equilibrium Gibbs energy and phase amounts. Use the diagram when you want the whole landscape and the solver when you want numbers for one condition.</w:t>
       </w:r>
     </w:p>
-    <w:bookmarkEnd w:id="518"/>
-    <w:bookmarkStart w:id="519" w:name="the-slag-ternary"/>
+    <w:bookmarkEnd w:id="586"/>
+    <w:bookmarkStart w:id="587" w:name="the-slag-ternary"/>
     <w:p>
       <w:pPr>
         <w:pStyle w:val="Heading3"/>
@@ -591,8 +591,8 @@
         <w:t xml:space="preserve">If you have only ever read these diagrams in handbooks, the difference here is that the diagram is computed from the loaded file while you watch, so when a database improves, the diagram improves with it.</w:t>
       </w:r>
     </w:p>
-    <w:bookmarkEnd w:id="519"/>
-    <w:bookmarkStart w:id="520" w:name="freezing-a-melt-the-scheil-panel"/>
+    <w:bookmarkEnd w:id="587"/>
+    <w:bookmarkStart w:id="588" w:name="freezing-a-melt-the-scheil-panel"/>
     <w:p>
       <w:pPr>
         <w:pStyle w:val="Heading3"/>
@@ -641,8 +641,8 @@
         <w:t xml:space="preserve">“what will this melt do in my furnace.”</w:t>
       </w:r>
     </w:p>
-    <w:bookmarkEnd w:id="520"/>
-    <w:bookmarkStart w:id="521" w:name="loading-a-file-someone-sent-you"/>
+    <w:bookmarkEnd w:id="588"/>
+    <w:bookmarkStart w:id="589" w:name="loading-a-file-someone-sent-you"/>
     <w:p>
       <w:pPr>
         <w:pStyle w:val="Heading3"/>
@@ -675,8 +675,8 @@
         <w:t xml:space="preserve">and pick the file. It loads exactly like the built-in buttons and every calculator on the page switches to it. Uploaded files are temporary; they live only in the open tab and vanish on refresh, and up to three can be loaded at once, each pinned with its own color so you can switch between them. That also means systems from different sources sit side by side in one page, and the unified .utdb dialect goes further by holding, for example, an alloy and a molten salt in a single file; your systems are never split across separate products. Nothing is uploaded anywhere; the file is read inside your browser and stays on your machine, which also means confidential files are safe to load.</w:t>
       </w:r>
     </w:p>
-    <w:bookmarkEnd w:id="521"/>
-    <w:bookmarkStart w:id="522" w:name="when-your-system-is-not-on-the-page"/>
+    <w:bookmarkEnd w:id="589"/>
+    <w:bookmarkStart w:id="590" w:name="when-your-system-is-not-on-the-page"/>
     <w:p>
       <w:pPr>
         <w:pStyle w:val="Heading3"/>
@@ -749,8 +749,8 @@
         <w:t xml:space="preserve">card is for real systems with real literature. Point it at your folder of collected papers and it prepares an email to us. Small, well-bounded systems may be added to the open collection free as capacity allows, with sources cited to their original authors and the contribution credited to you; larger or confidential work is a paid engagement and comes back as a quoted proposal. Either way you never touch a file format.</w:t>
       </w:r>
     </w:p>
-    <w:bookmarkEnd w:id="522"/>
-    <w:bookmarkStart w:id="523" w:name="what-this-calculator-will-not-do"/>
+    <w:bookmarkEnd w:id="590"/>
+    <w:bookmarkStart w:id="591" w:name="what-this-calculator-will-not-do"/>
     <w:p>
       <w:pPr>
         <w:pStyle w:val="Heading3"/>
@@ -767,8 +767,8 @@
         <w:t xml:space="preserve">Honesty about scope saves your time. The engine handles condensed phases (liquids, solid solutions, stoichiometric compounds); it does not calculate gas equilibria. Kinetics beyond the Scheil approximation is out of scope. The shipped slag database documents its known limits in the files themselves, the largest being silica-rich miscibility gaps that sit too high in temperature. And the static ternary showcase images on the page exist only for the assessed built-in systems; a newly loaded file drives the live calculators, not the showcases.</w:t>
       </w:r>
     </w:p>
-    <w:bookmarkEnd w:id="523"/>
-    <w:bookmarkStart w:id="524" w:name="your-first-assessment-as-a-non-expert"/>
+    <w:bookmarkEnd w:id="591"/>
+    <w:bookmarkStart w:id="592" w:name="your-first-assessment-as-a-non-expert"/>
     <w:p>
       <w:pPr>
         <w:pStyle w:val="Heading3"/>
@@ -977,8 +977,8 @@
         <w:t xml:space="preserve">A tool that is easy to start and a tool you can grow with are different things, and this page intends to be both. The calculators are the first afternoon; the builder and this section are the second year; the request card is for everything in between.</w:t>
       </w:r>
     </w:p>
-    <w:bookmarkEnd w:id="524"/>
-    <w:bookmarkStart w:id="525" w:name="small-glossary"/>
+    <w:bookmarkEnd w:id="592"/>
+    <w:bookmarkStart w:id="593" w:name="small-glossary"/>
     <w:p>
       <w:pPr>
         <w:pStyle w:val="Heading3"/>
@@ -1295,9 +1295,9 @@
         <w:t xml:space="preserve">The browser’s way of running compiled programs at near-native speed; it is why the full engine runs on the page with nothing installed.</w:t>
       </w:r>
     </w:p>
-    <w:bookmarkEnd w:id="525"/>
-    <w:bookmarkEnd w:id="526"/>
-    <w:bookmarkEnd w:id="527"/>
+    <w:bookmarkEnd w:id="593"/>
+    <w:bookmarkEnd w:id="594"/>
+    <w:bookmarkEnd w:id="595"/>
     <w:sectPr>
       <w:footnotePr>
         <w:numRestart w:val="eachSect"/>

--- a/paper/Supplementary_S1_primer.docx
+++ b/paper/Supplementary_S1_primer.docx
@@ -2,7 +2,7 @@
 <file path=word/document.xml><?xml version="1.0" encoding="utf-8"?>
 <w:document xmlns:w="http://schemas.openxmlformats.org/wordprocessingml/2006/main" xmlns:m="http://schemas.openxmlformats.org/officeDocument/2006/math" xmlns:r="http://schemas.openxmlformats.org/officeDocument/2006/relationships" xmlns:o="urn:schemas-microsoft-com:office:office" xmlns:v="urn:schemas-microsoft-com:vml" xmlns:w10="urn:schemas-microsoft-com:office:word" xmlns:a="http://schemas.openxmlformats.org/drawingml/2006/main" xmlns:pic="http://schemas.openxmlformats.org/drawingml/2006/picture" xmlns:wp="http://schemas.openxmlformats.org/drawingml/2006/wordprocessingDrawing">
   <w:body>
-    <w:bookmarkStart w:id="595" w:name="X1407efc73eeb14ea67b28525936ab156b42f911"/>
+    <w:bookmarkStart w:id="969" w:name="X1407efc73eeb14ea67b28525936ab156b42f911"/>
     <w:p>
       <w:pPr>
         <w:pStyle w:val="Heading1"/>
@@ -11,7 +11,7 @@
         <w:t xml:space="preserve">Supplementary Material S1. A primer for the experimentalist</w:t>
       </w:r>
     </w:p>
-    <w:bookmarkStart w:id="594" w:name="X09f5aaa1c91539d37bb93099cc137d0e43cf298"/>
+    <w:bookmarkStart w:id="968" w:name="X09f5aaa1c91539d37bb93099cc137d0e43cf298"/>
     <w:p>
       <w:pPr>
         <w:pStyle w:val="Heading2"/>
@@ -64,7 +64,7 @@
         <w:t xml:space="preserve">It runs entirely inside your web browser. Nothing you do on the page is transmitted anywhere; there is no server behind it.</w:t>
       </w:r>
     </w:p>
-    <w:bookmarkStart w:id="583" w:name="X8ffce499c1845416aa217195454fc73226ba29d"/>
+    <w:bookmarkStart w:id="957" w:name="X8ffce499c1845416aa217195454fc73226ba29d"/>
     <w:p>
       <w:pPr>
         <w:pStyle w:val="Heading3"/>
@@ -109,8 +109,8 @@
         <w:t xml:space="preserve">You never need to open or edit a database file to use this calculator. The open databases are behind one-click buttons, and if a colleague sends you a file, you load it with a file-picker like attaching a document to an email.</w:t>
       </w:r>
     </w:p>
-    <w:bookmarkEnd w:id="583"/>
-    <w:bookmarkStart w:id="584" w:name="the-three-file-names-you-will-meet"/>
+    <w:bookmarkEnd w:id="957"/>
+    <w:bookmarkStart w:id="958" w:name="the-three-file-names-you-will-meet"/>
     <w:p>
       <w:pPr>
         <w:pStyle w:val="Heading3"/>
@@ -141,13 +141,16 @@
       </w:tblGrid>
       <w:tr>
         <w:trPr>
+          <w:cantSplit/>
           <w:tblHeader w:val="on"/>
         </w:trPr>
         <w:tc>
           <w:tcPr/>
           <w:p>
             <w:pPr>
+              <w:keepNext/>
               <w:pStyle w:val="Compact"/>
+              <w:jc w:val="left"/>
             </w:pPr>
             <w:r>
               <w:t xml:space="preserve">File ending</w:t>
@@ -158,7 +161,9 @@
           <w:tcPr/>
           <w:p>
             <w:pPr>
+              <w:keepNext/>
               <w:pStyle w:val="Compact"/>
+              <w:jc w:val="left"/>
             </w:pPr>
             <w:r>
               <w:t xml:space="preserve">Where it comes from</w:t>
@@ -169,7 +174,9 @@
           <w:tcPr/>
           <w:p>
             <w:pPr>
+              <w:keepNext/>
               <w:pStyle w:val="Compact"/>
+              <w:jc w:val="left"/>
             </w:pPr>
             <w:r>
               <w:t xml:space="preserve">What it carries here</w:t>
@@ -178,11 +185,16 @@
         </w:tc>
       </w:tr>
       <w:tr>
+        <w:trPr>
+          <w:cantSplit/>
+        </w:trPr>
         <w:tc>
           <w:tcPr/>
           <w:p>
             <w:pPr>
+              <w:keepNext/>
               <w:pStyle w:val="Compact"/>
+              <w:jc w:val="left"/>
             </w:pPr>
             <w:r>
               <w:t xml:space="preserve">.dat</w:t>
@@ -193,7 +205,9 @@
           <w:tcPr/>
           <w:p>
             <w:pPr>
+              <w:keepNext/>
               <w:pStyle w:val="Compact"/>
+              <w:jc w:val="left"/>
             </w:pPr>
             <w:r>
               <w:t xml:space="preserve">The FactSage / ChemApp family</w:t>
@@ -204,7 +218,9 @@
           <w:tcPr/>
           <w:p>
             <w:pPr>
+              <w:keepNext/>
               <w:pStyle w:val="Compact"/>
+              <w:jc w:val="left"/>
             </w:pPr>
             <w:r>
               <w:t xml:space="preserve">Slags and molten salts (the short-range-ordering liquid model lives in this format)</w:t>
@@ -213,11 +229,16 @@
         </w:tc>
       </w:tr>
       <w:tr>
+        <w:trPr>
+          <w:cantSplit/>
+        </w:trPr>
         <w:tc>
           <w:tcPr/>
           <w:p>
             <w:pPr>
+              <w:keepNext/>
               <w:pStyle w:val="Compact"/>
+              <w:jc w:val="left"/>
             </w:pPr>
             <w:r>
               <w:t xml:space="preserve">.tdb</w:t>
@@ -228,7 +249,9 @@
           <w:tcPr/>
           <w:p>
             <w:pPr>
+              <w:keepNext/>
               <w:pStyle w:val="Compact"/>
+              <w:jc w:val="left"/>
             </w:pPr>
             <w:r>
               <w:t xml:space="preserve">The Thermo-Calc / OpenCalphad / pycalphad family</w:t>
@@ -239,7 +262,9 @@
           <w:tcPr/>
           <w:p>
             <w:pPr>
+              <w:keepNext/>
               <w:pStyle w:val="Compact"/>
+              <w:jc w:val="left"/>
             </w:pPr>
             <w:r>
               <w:t xml:space="preserve">Alloy systems</w:t>
@@ -248,11 +273,15 @@
         </w:tc>
       </w:tr>
       <w:tr>
+        <w:trPr>
+          <w:cantSplit/>
+        </w:trPr>
         <w:tc>
           <w:tcPr/>
           <w:p>
             <w:pPr>
               <w:pStyle w:val="Compact"/>
+              <w:jc w:val="left"/>
             </w:pPr>
             <w:r>
               <w:t xml:space="preserve">.utdb</w:t>
@@ -264,6 +293,7 @@
           <w:p>
             <w:pPr>
               <w:pStyle w:val="Compact"/>
+              <w:jc w:val="left"/>
             </w:pPr>
             <w:r>
               <w:t xml:space="preserve">This project’s documented open extension of .tdb</w:t>
@@ -275,6 +305,7 @@
           <w:p>
             <w:pPr>
               <w:pStyle w:val="Compact"/>
+              <w:jc w:val="left"/>
             </w:pPr>
             <w:r>
               <w:t xml:space="preserve">Alloys, slags, and salts together in one file</w:t>
@@ -291,8 +322,8 @@
         <w:t xml:space="preserve">For using the calculator, the distinction hardly matters; the page detects the format when a file loads. It matters only when you ask where a file came from or which software a collaborator uses.</w:t>
       </w:r>
     </w:p>
-    <w:bookmarkEnd w:id="584"/>
-    <w:bookmarkStart w:id="585" w:name="your-first-calculation-in-five-clicks"/>
+    <w:bookmarkEnd w:id="958"/>
+    <w:bookmarkStart w:id="959" w:name="your-first-calculation-in-five-clicks"/>
     <w:p>
       <w:pPr>
         <w:pStyle w:val="Heading3"/>
@@ -442,8 +473,8 @@
         <w:t xml:space="preserve">That is the entire workflow. Load, click, read. Every other feature on the page is a variation of these three steps.</w:t>
       </w:r>
     </w:p>
-    <w:bookmarkEnd w:id="585"/>
-    <w:bookmarkStart w:id="586" w:name="reading-the-readouts"/>
+    <w:bookmarkEnd w:id="959"/>
+    <w:bookmarkStart w:id="960" w:name="reading-the-readouts"/>
     <w:p>
       <w:pPr>
         <w:pStyle w:val="Heading3"/>
@@ -484,8 +515,8 @@
         <w:t xml:space="preserve">card does the same job numerically instead of graphically: enter a composition, pick a temperature, press Compute, and read the equilibrium Gibbs energy and phase amounts. Use the diagram when you want the whole landscape and the solver when you want numbers for one condition.</w:t>
       </w:r>
     </w:p>
-    <w:bookmarkEnd w:id="586"/>
-    <w:bookmarkStart w:id="587" w:name="the-slag-ternary"/>
+    <w:bookmarkEnd w:id="960"/>
+    <w:bookmarkStart w:id="961" w:name="the-slag-ternary"/>
     <w:p>
       <w:pPr>
         <w:pStyle w:val="Heading3"/>
@@ -591,8 +622,8 @@
         <w:t xml:space="preserve">If you have only ever read these diagrams in handbooks, the difference here is that the diagram is computed from the loaded file while you watch, so when a database improves, the diagram improves with it.</w:t>
       </w:r>
     </w:p>
-    <w:bookmarkEnd w:id="587"/>
-    <w:bookmarkStart w:id="588" w:name="freezing-a-melt-the-scheil-panel"/>
+    <w:bookmarkEnd w:id="961"/>
+    <w:bookmarkStart w:id="962" w:name="freezing-a-melt-the-scheil-panel"/>
     <w:p>
       <w:pPr>
         <w:pStyle w:val="Heading3"/>
@@ -641,8 +672,8 @@
         <w:t xml:space="preserve">“what will this melt do in my furnace.”</w:t>
       </w:r>
     </w:p>
-    <w:bookmarkEnd w:id="588"/>
-    <w:bookmarkStart w:id="589" w:name="loading-a-file-someone-sent-you"/>
+    <w:bookmarkEnd w:id="962"/>
+    <w:bookmarkStart w:id="963" w:name="loading-a-file-someone-sent-you"/>
     <w:p>
       <w:pPr>
         <w:pStyle w:val="Heading3"/>
@@ -675,8 +706,8 @@
         <w:t xml:space="preserve">and pick the file. It loads exactly like the built-in buttons and every calculator on the page switches to it. Uploaded files are temporary; they live only in the open tab and vanish on refresh, and up to three can be loaded at once, each pinned with its own color so you can switch between them. That also means systems from different sources sit side by side in one page, and the unified .utdb dialect goes further by holding, for example, an alloy and a molten salt in a single file; your systems are never split across separate products. Nothing is uploaded anywhere; the file is read inside your browser and stays on your machine, which also means confidential files are safe to load.</w:t>
       </w:r>
     </w:p>
-    <w:bookmarkEnd w:id="589"/>
-    <w:bookmarkStart w:id="590" w:name="when-your-system-is-not-on-the-page"/>
+    <w:bookmarkEnd w:id="963"/>
+    <w:bookmarkStart w:id="964" w:name="when-your-system-is-not-on-the-page"/>
     <w:p>
       <w:pPr>
         <w:pStyle w:val="Heading3"/>
@@ -749,8 +780,8 @@
         <w:t xml:space="preserve">card is for real systems with real literature. Point it at your folder of collected papers and it prepares an email to us. Small, well-bounded systems may be added to the open collection free as capacity allows, with sources cited to their original authors and the contribution credited to you; larger or confidential work is a paid engagement and comes back as a quoted proposal. Either way you never touch a file format.</w:t>
       </w:r>
     </w:p>
-    <w:bookmarkEnd w:id="590"/>
-    <w:bookmarkStart w:id="591" w:name="what-this-calculator-will-not-do"/>
+    <w:bookmarkEnd w:id="964"/>
+    <w:bookmarkStart w:id="965" w:name="what-this-calculator-will-not-do"/>
     <w:p>
       <w:pPr>
         <w:pStyle w:val="Heading3"/>
@@ -767,8 +798,8 @@
         <w:t xml:space="preserve">Honesty about scope saves your time. The engine handles condensed phases (liquids, solid solutions, stoichiometric compounds); it does not calculate gas equilibria. Kinetics beyond the Scheil approximation is out of scope. The shipped slag database documents its known limits in the files themselves, the largest being silica-rich miscibility gaps that sit too high in temperature. And the static ternary showcase images on the page exist only for the assessed built-in systems; a newly loaded file drives the live calculators, not the showcases.</w:t>
       </w:r>
     </w:p>
-    <w:bookmarkEnd w:id="591"/>
-    <w:bookmarkStart w:id="592" w:name="your-first-assessment-as-a-non-expert"/>
+    <w:bookmarkEnd w:id="965"/>
+    <w:bookmarkStart w:id="966" w:name="your-first-assessment-as-a-non-expert"/>
     <w:p>
       <w:pPr>
         <w:pStyle w:val="Heading3"/>
@@ -977,8 +1008,8 @@
         <w:t xml:space="preserve">A tool that is easy to start and a tool you can grow with are different things, and this page intends to be both. The calculators are the first afternoon; the builder and this section are the second year; the request card is for everything in between.</w:t>
       </w:r>
     </w:p>
-    <w:bookmarkEnd w:id="592"/>
-    <w:bookmarkStart w:id="593" w:name="small-glossary"/>
+    <w:bookmarkEnd w:id="966"/>
+    <w:bookmarkStart w:id="967" w:name="small-glossary"/>
     <w:p>
       <w:pPr>
         <w:pStyle w:val="Heading3"/>
@@ -1295,9 +1326,9 @@
         <w:t xml:space="preserve">The browser’s way of running compiled programs at near-native speed; it is why the full engine runs on the page with nothing installed.</w:t>
       </w:r>
     </w:p>
-    <w:bookmarkEnd w:id="593"/>
-    <w:bookmarkEnd w:id="594"/>
-    <w:bookmarkEnd w:id="595"/>
+    <w:bookmarkEnd w:id="967"/>
+    <w:bookmarkEnd w:id="968"/>
+    <w:bookmarkEnd w:id="969"/>
     <w:sectPr>
       <w:footnotePr>
         <w:numRestart w:val="eachSect"/>
@@ -1737,7 +1768,7 @@
     <w:pPr>
       <w:spacing w:after="80" w:line="240" w:lineRule="auto"/>
       <w:contextualSpacing/>
-      <w:jc w:val="center"/>
+      <w:jc w:val="left"/>
     </w:pPr>
     <w:rPr>
       <w:rFonts w:asciiTheme="majorHAnsi" w:cstheme="majorBidi" w:eastAsiaTheme="majorEastAsia" w:hAnsiTheme="majorHAnsi"/>
@@ -1769,6 +1800,7 @@
       <w:numPr>
         <w:ilvl w:val="1"/>
       </w:numPr>
+      <w:jc w:val="left"/>
     </w:pPr>
     <w:rPr>
       <w:rFonts w:cstheme="majorBidi" w:eastAsiaTheme="majorEastAsia"/>
@@ -1872,6 +1904,7 @@
       <w:keepLines/>
       <w:spacing w:after="80" w:before="360"/>
       <w:outlineLvl w:val="0"/>
+      <w:jc w:val="left"/>
     </w:pPr>
     <w:rPr>
       <w:rFonts w:asciiTheme="majorHAnsi" w:cstheme="majorBidi" w:eastAsiaTheme="majorEastAsia" w:hAnsiTheme="majorHAnsi"/>
@@ -1895,6 +1928,7 @@
       <w:keepLines/>
       <w:spacing w:after="80" w:before="160"/>
       <w:outlineLvl w:val="1"/>
+      <w:jc w:val="left"/>
     </w:pPr>
     <w:rPr>
       <w:rFonts w:asciiTheme="majorHAnsi" w:cstheme="majorBidi" w:eastAsiaTheme="majorEastAsia" w:hAnsiTheme="majorHAnsi"/>
@@ -1918,6 +1952,7 @@
       <w:keepLines/>
       <w:spacing w:after="80" w:before="160"/>
       <w:outlineLvl w:val="2"/>
+      <w:jc w:val="left"/>
     </w:pPr>
     <w:rPr>
       <w:rFonts w:cstheme="majorBidi" w:eastAsiaTheme="majorEastAsia"/>
@@ -1941,6 +1976,7 @@
       <w:keepLines/>
       <w:spacing w:after="40" w:before="80"/>
       <w:outlineLvl w:val="3"/>
+      <w:jc w:val="left"/>
     </w:pPr>
     <w:rPr>
       <w:rFonts w:cstheme="majorBidi" w:eastAsiaTheme="majorEastAsia"/>
@@ -1964,6 +2000,7 @@
       <w:keepLines/>
       <w:spacing w:after="40" w:before="80"/>
       <w:outlineLvl w:val="4"/>
+      <w:jc w:val="left"/>
     </w:pPr>
     <w:rPr>
       <w:rFonts w:cstheme="majorBidi" w:eastAsiaTheme="majorEastAsia"/>
@@ -1985,6 +2022,7 @@
       <w:keepLines/>
       <w:spacing w:after="0" w:before="40"/>
       <w:outlineLvl w:val="5"/>
+      <w:jc w:val="left"/>
     </w:pPr>
     <w:rPr>
       <w:rFonts w:cstheme="majorBidi" w:eastAsiaTheme="majorEastAsia"/>
@@ -2298,7 +2336,7 @@
     <w:basedOn w:val="BodyTextChar"/>
     <w:rPr>
       <w:rFonts w:ascii="Consolas" w:hAnsi="Consolas"/>
-      <w:sz w:val="22"/>
+      <w:sz w:val="18"/>
     </w:rPr>
   </w:style>
   <w:style w:customStyle="1" w:styleId="SectionNumber" w:type="character">
@@ -2343,7 +2381,12 @@
     <w:link w:val="VerbatimChar"/>
     <w:pPr>
       <w:wordWrap w:val="off"/>
+      <w:jc w:val="left"/>
     </w:pPr>
+    <w:rPr>
+      <w:sz w:val="18"/>
+      <w:szCs w:val="18"/>
+    </w:rPr>
   </w:style>
   <w:style w:customStyle="1" w:styleId="KeywordTok" w:type="character">
     <w:name w:val="KeywordTok"/>

--- a/paper/Supplementary_S1_primer.docx
+++ b/paper/Supplementary_S1_primer.docx
@@ -2,7 +2,7 @@
 <file path=word/document.xml><?xml version="1.0" encoding="utf-8"?>
 <w:document xmlns:w="http://schemas.openxmlformats.org/wordprocessingml/2006/main" xmlns:m="http://schemas.openxmlformats.org/officeDocument/2006/math" xmlns:r="http://schemas.openxmlformats.org/officeDocument/2006/relationships" xmlns:o="urn:schemas-microsoft-com:office:office" xmlns:v="urn:schemas-microsoft-com:vml" xmlns:w10="urn:schemas-microsoft-com:office:word" xmlns:a="http://schemas.openxmlformats.org/drawingml/2006/main" xmlns:pic="http://schemas.openxmlformats.org/drawingml/2006/picture" xmlns:wp="http://schemas.openxmlformats.org/drawingml/2006/wordprocessingDrawing">
   <w:body>
-    <w:bookmarkStart w:id="969" w:name="X1407efc73eeb14ea67b28525936ab156b42f911"/>
+    <w:bookmarkStart w:id="1003" w:name="X1407efc73eeb14ea67b28525936ab156b42f911"/>
     <w:p>
       <w:pPr>
         <w:pStyle w:val="Heading1"/>
@@ -11,7 +11,7 @@
         <w:t xml:space="preserve">Supplementary Material S1. A primer for the experimentalist</w:t>
       </w:r>
     </w:p>
-    <w:bookmarkStart w:id="968" w:name="X09f5aaa1c91539d37bb93099cc137d0e43cf298"/>
+    <w:bookmarkStart w:id="1002" w:name="X09f5aaa1c91539d37bb93099cc137d0e43cf298"/>
     <w:p>
       <w:pPr>
         <w:pStyle w:val="Heading2"/>
@@ -64,7 +64,7 @@
         <w:t xml:space="preserve">It runs entirely inside your web browser. Nothing you do on the page is transmitted anywhere; there is no server behind it.</w:t>
       </w:r>
     </w:p>
-    <w:bookmarkStart w:id="957" w:name="X8ffce499c1845416aa217195454fc73226ba29d"/>
+    <w:bookmarkStart w:id="991" w:name="X8ffce499c1845416aa217195454fc73226ba29d"/>
     <w:p>
       <w:pPr>
         <w:pStyle w:val="Heading3"/>
@@ -109,8 +109,8 @@
         <w:t xml:space="preserve">You never need to open or edit a database file to use this calculator. The open databases are behind one-click buttons, and if a colleague sends you a file, you load it with a file-picker like attaching a document to an email.</w:t>
       </w:r>
     </w:p>
-    <w:bookmarkEnd w:id="957"/>
-    <w:bookmarkStart w:id="958" w:name="the-three-file-names-you-will-meet"/>
+    <w:bookmarkEnd w:id="991"/>
+    <w:bookmarkStart w:id="992" w:name="the-three-file-names-you-will-meet"/>
     <w:p>
       <w:pPr>
         <w:pStyle w:val="Heading3"/>
@@ -322,8 +322,8 @@
         <w:t xml:space="preserve">For using the calculator, the distinction hardly matters; the page detects the format when a file loads. It matters only when you ask where a file came from or which software a collaborator uses.</w:t>
       </w:r>
     </w:p>
-    <w:bookmarkEnd w:id="958"/>
-    <w:bookmarkStart w:id="959" w:name="your-first-calculation-in-five-clicks"/>
+    <w:bookmarkEnd w:id="992"/>
+    <w:bookmarkStart w:id="993" w:name="your-first-calculation-in-five-clicks"/>
     <w:p>
       <w:pPr>
         <w:pStyle w:val="Heading3"/>
@@ -473,8 +473,8 @@
         <w:t xml:space="preserve">That is the entire workflow. Load, click, read. Every other feature on the page is a variation of these three steps.</w:t>
       </w:r>
     </w:p>
-    <w:bookmarkEnd w:id="959"/>
-    <w:bookmarkStart w:id="960" w:name="reading-the-readouts"/>
+    <w:bookmarkEnd w:id="993"/>
+    <w:bookmarkStart w:id="994" w:name="reading-the-readouts"/>
     <w:p>
       <w:pPr>
         <w:pStyle w:val="Heading3"/>
@@ -515,8 +515,8 @@
         <w:t xml:space="preserve">card does the same job numerically instead of graphically: enter a composition, pick a temperature, press Compute, and read the equilibrium Gibbs energy and phase amounts. Use the diagram when you want the whole landscape and the solver when you want numbers for one condition.</w:t>
       </w:r>
     </w:p>
-    <w:bookmarkEnd w:id="960"/>
-    <w:bookmarkStart w:id="961" w:name="the-slag-ternary"/>
+    <w:bookmarkEnd w:id="994"/>
+    <w:bookmarkStart w:id="995" w:name="the-slag-ternary"/>
     <w:p>
       <w:pPr>
         <w:pStyle w:val="Heading3"/>
@@ -622,8 +622,8 @@
         <w:t xml:space="preserve">If you have only ever read these diagrams in handbooks, the difference here is that the diagram is computed from the loaded file while you watch, so when a database improves, the diagram improves with it.</w:t>
       </w:r>
     </w:p>
-    <w:bookmarkEnd w:id="961"/>
-    <w:bookmarkStart w:id="962" w:name="freezing-a-melt-the-scheil-panel"/>
+    <w:bookmarkEnd w:id="995"/>
+    <w:bookmarkStart w:id="996" w:name="freezing-a-melt-the-scheil-panel"/>
     <w:p>
       <w:pPr>
         <w:pStyle w:val="Heading3"/>
@@ -672,8 +672,8 @@
         <w:t xml:space="preserve">“what will this melt do in my furnace.”</w:t>
       </w:r>
     </w:p>
-    <w:bookmarkEnd w:id="962"/>
-    <w:bookmarkStart w:id="963" w:name="loading-a-file-someone-sent-you"/>
+    <w:bookmarkEnd w:id="996"/>
+    <w:bookmarkStart w:id="997" w:name="loading-a-file-someone-sent-you"/>
     <w:p>
       <w:pPr>
         <w:pStyle w:val="Heading3"/>
@@ -706,8 +706,8 @@
         <w:t xml:space="preserve">and pick the file. It loads exactly like the built-in buttons and every calculator on the page switches to it. Uploaded files are temporary; they live only in the open tab and vanish on refresh, and up to three can be loaded at once, each pinned with its own color so you can switch between them. That also means systems from different sources sit side by side in one page, and the unified .utdb dialect goes further by holding, for example, an alloy and a molten salt in a single file; your systems are never split across separate products. Nothing is uploaded anywhere; the file is read inside your browser and stays on your machine, which also means confidential files are safe to load.</w:t>
       </w:r>
     </w:p>
-    <w:bookmarkEnd w:id="963"/>
-    <w:bookmarkStart w:id="964" w:name="when-your-system-is-not-on-the-page"/>
+    <w:bookmarkEnd w:id="997"/>
+    <w:bookmarkStart w:id="998" w:name="when-your-system-is-not-on-the-page"/>
     <w:p>
       <w:pPr>
         <w:pStyle w:val="Heading3"/>
@@ -721,7 +721,7 @@
         <w:pStyle w:val="FirstParagraph"/>
       </w:pPr>
       <w:r>
-        <w:t xml:space="preserve">The built-in buttons cover the open slag, chloride salt, and Al-Zn alloy databases shipped with this work, plus the two unified demonstrations (aluminum recycling and steelmaking). If the system you need is not among them, there are two doors:</w:t>
+        <w:t xml:space="preserve">The built-in buttons cover the open slag, chloride salt, and Al-Zn alloy databases shipped with the present work, plus the two unified demonstrations (aluminum recycling and steelmaking). If the system you need is not among them, there are two doors:</w:t>
       </w:r>
     </w:p>
     <w:p>
@@ -780,8 +780,8 @@
         <w:t xml:space="preserve">card is for real systems with real literature. Point it at your folder of collected papers and it prepares an email to us. Small, well-bounded systems may be added to the open collection free as capacity allows, with sources cited to their original authors and the contribution credited to you; larger or confidential work is a paid engagement and comes back as a quoted proposal. Either way you never touch a file format.</w:t>
       </w:r>
     </w:p>
-    <w:bookmarkEnd w:id="964"/>
-    <w:bookmarkStart w:id="965" w:name="what-this-calculator-will-not-do"/>
+    <w:bookmarkEnd w:id="998"/>
+    <w:bookmarkStart w:id="999" w:name="what-this-calculator-will-not-do"/>
     <w:p>
       <w:pPr>
         <w:pStyle w:val="Heading3"/>
@@ -798,8 +798,8 @@
         <w:t xml:space="preserve">Honesty about scope saves your time. The engine handles condensed phases (liquids, solid solutions, stoichiometric compounds); it does not calculate gas equilibria. Kinetics beyond the Scheil approximation is out of scope. The shipped slag database documents its known limits in the files themselves, the largest being silica-rich miscibility gaps that sit too high in temperature. And the static ternary showcase images on the page exist only for the assessed built-in systems; a newly loaded file drives the live calculators, not the showcases.</w:t>
       </w:r>
     </w:p>
-    <w:bookmarkEnd w:id="965"/>
-    <w:bookmarkStart w:id="966" w:name="your-first-assessment-as-a-non-expert"/>
+    <w:bookmarkEnd w:id="999"/>
+    <w:bookmarkStart w:id="1000" w:name="your-first-assessment-as-a-non-expert"/>
     <w:p>
       <w:pPr>
         <w:pStyle w:val="Heading3"/>
@@ -1008,8 +1008,8 @@
         <w:t xml:space="preserve">A tool that is easy to start and a tool you can grow with are different things, and this page intends to be both. The calculators are the first afternoon; the builder and this section are the second year; the request card is for everything in between.</w:t>
       </w:r>
     </w:p>
-    <w:bookmarkEnd w:id="966"/>
-    <w:bookmarkStart w:id="967" w:name="small-glossary"/>
+    <w:bookmarkEnd w:id="1000"/>
+    <w:bookmarkStart w:id="1001" w:name="small-glossary"/>
     <w:p>
       <w:pPr>
         <w:pStyle w:val="Heading3"/>
@@ -1326,9 +1326,9 @@
         <w:t xml:space="preserve">The browser’s way of running compiled programs at near-native speed; it is why the full engine runs on the page with nothing installed.</w:t>
       </w:r>
     </w:p>
-    <w:bookmarkEnd w:id="967"/>
-    <w:bookmarkEnd w:id="968"/>
-    <w:bookmarkEnd w:id="969"/>
+    <w:bookmarkEnd w:id="1001"/>
+    <w:bookmarkEnd w:id="1002"/>
+    <w:bookmarkEnd w:id="1003"/>
     <w:sectPr>
       <w:footnotePr>
         <w:numRestart w:val="eachSect"/>

--- a/paper/Supplementary_S1_primer.docx
+++ b/paper/Supplementary_S1_primer.docx
@@ -2,7 +2,7 @@
 <file path=word/document.xml><?xml version="1.0" encoding="utf-8"?>
 <w:document xmlns:w="http://schemas.openxmlformats.org/wordprocessingml/2006/main" xmlns:m="http://schemas.openxmlformats.org/officeDocument/2006/math" xmlns:r="http://schemas.openxmlformats.org/officeDocument/2006/relationships" xmlns:o="urn:schemas-microsoft-com:office:office" xmlns:v="urn:schemas-microsoft-com:vml" xmlns:w10="urn:schemas-microsoft-com:office:word" xmlns:a="http://schemas.openxmlformats.org/drawingml/2006/main" xmlns:pic="http://schemas.openxmlformats.org/drawingml/2006/picture" xmlns:wp="http://schemas.openxmlformats.org/drawingml/2006/wordprocessingDrawing">
   <w:body>
-    <w:bookmarkStart w:id="1003" w:name="X1407efc73eeb14ea67b28525936ab156b42f911"/>
+    <w:bookmarkStart w:id="1318" w:name="X1407efc73eeb14ea67b28525936ab156b42f911"/>
     <w:p>
       <w:pPr>
         <w:pStyle w:val="Heading1"/>
@@ -11,7 +11,7 @@
         <w:t xml:space="preserve">Supplementary Material S1. A primer for the experimentalist</w:t>
       </w:r>
     </w:p>
-    <w:bookmarkStart w:id="1002" w:name="X09f5aaa1c91539d37bb93099cc137d0e43cf298"/>
+    <w:bookmarkStart w:id="1317" w:name="X09f5aaa1c91539d37bb93099cc137d0e43cf298"/>
     <w:p>
       <w:pPr>
         <w:pStyle w:val="Heading2"/>
@@ -64,7 +64,7 @@
         <w:t xml:space="preserve">It runs entirely inside your web browser. Nothing you do on the page is transmitted anywhere; there is no server behind it.</w:t>
       </w:r>
     </w:p>
-    <w:bookmarkStart w:id="991" w:name="X8ffce499c1845416aa217195454fc73226ba29d"/>
+    <w:bookmarkStart w:id="1306" w:name="X8ffce499c1845416aa217195454fc73226ba29d"/>
     <w:p>
       <w:pPr>
         <w:pStyle w:val="Heading3"/>
@@ -109,8 +109,8 @@
         <w:t xml:space="preserve">You never need to open or edit a database file to use this calculator. The open databases are behind one-click buttons, and if a colleague sends you a file, you load it with a file-picker like attaching a document to an email.</w:t>
       </w:r>
     </w:p>
-    <w:bookmarkEnd w:id="991"/>
-    <w:bookmarkStart w:id="992" w:name="the-three-file-names-you-will-meet"/>
+    <w:bookmarkEnd w:id="1306"/>
+    <w:bookmarkStart w:id="1307" w:name="the-three-file-names-you-will-meet"/>
     <w:p>
       <w:pPr>
         <w:pStyle w:val="Heading3"/>
@@ -322,8 +322,8 @@
         <w:t xml:space="preserve">For using the calculator, the distinction hardly matters; the page detects the format when a file loads. It matters only when you ask where a file came from or which software a collaborator uses.</w:t>
       </w:r>
     </w:p>
-    <w:bookmarkEnd w:id="992"/>
-    <w:bookmarkStart w:id="993" w:name="your-first-calculation-in-five-clicks"/>
+    <w:bookmarkEnd w:id="1307"/>
+    <w:bookmarkStart w:id="1308" w:name="your-first-calculation-in-five-clicks"/>
     <w:p>
       <w:pPr>
         <w:pStyle w:val="Heading3"/>
@@ -473,8 +473,8 @@
         <w:t xml:space="preserve">That is the entire workflow. Load, click, read. Every other feature on the page is a variation of these three steps.</w:t>
       </w:r>
     </w:p>
-    <w:bookmarkEnd w:id="993"/>
-    <w:bookmarkStart w:id="994" w:name="reading-the-readouts"/>
+    <w:bookmarkEnd w:id="1308"/>
+    <w:bookmarkStart w:id="1309" w:name="reading-the-readouts"/>
     <w:p>
       <w:pPr>
         <w:pStyle w:val="Heading3"/>
@@ -515,8 +515,8 @@
         <w:t xml:space="preserve">card does the same job numerically instead of graphically: enter a composition, pick a temperature, press Compute, and read the equilibrium Gibbs energy and phase amounts. Use the diagram when you want the whole landscape and the solver when you want numbers for one condition.</w:t>
       </w:r>
     </w:p>
-    <w:bookmarkEnd w:id="994"/>
-    <w:bookmarkStart w:id="995" w:name="the-slag-ternary"/>
+    <w:bookmarkEnd w:id="1309"/>
+    <w:bookmarkStart w:id="1310" w:name="the-slag-ternary"/>
     <w:p>
       <w:pPr>
         <w:pStyle w:val="Heading3"/>
@@ -622,8 +622,8 @@
         <w:t xml:space="preserve">If you have only ever read these diagrams in handbooks, the difference here is that the diagram is computed from the loaded file while you watch, so when a database improves, the diagram improves with it.</w:t>
       </w:r>
     </w:p>
-    <w:bookmarkEnd w:id="995"/>
-    <w:bookmarkStart w:id="996" w:name="freezing-a-melt-the-scheil-panel"/>
+    <w:bookmarkEnd w:id="1310"/>
+    <w:bookmarkStart w:id="1311" w:name="freezing-a-melt-the-scheil-panel"/>
     <w:p>
       <w:pPr>
         <w:pStyle w:val="Heading3"/>
@@ -672,8 +672,8 @@
         <w:t xml:space="preserve">“what will this melt do in my furnace.”</w:t>
       </w:r>
     </w:p>
-    <w:bookmarkEnd w:id="996"/>
-    <w:bookmarkStart w:id="997" w:name="loading-a-file-someone-sent-you"/>
+    <w:bookmarkEnd w:id="1311"/>
+    <w:bookmarkStart w:id="1312" w:name="loading-a-file-someone-sent-you"/>
     <w:p>
       <w:pPr>
         <w:pStyle w:val="Heading3"/>
@@ -706,8 +706,8 @@
         <w:t xml:space="preserve">and pick the file. It loads exactly like the built-in buttons and every calculator on the page switches to it. Uploaded files are temporary; they live only in the open tab and vanish on refresh, and up to three can be loaded at once, each pinned with its own color so you can switch between them. That also means systems from different sources sit side by side in one page, and the unified .utdb dialect goes further by holding, for example, an alloy and a molten salt in a single file; your systems are never split across separate products. Nothing is uploaded anywhere; the file is read inside your browser and stays on your machine, which also means confidential files are safe to load.</w:t>
       </w:r>
     </w:p>
-    <w:bookmarkEnd w:id="997"/>
-    <w:bookmarkStart w:id="998" w:name="when-your-system-is-not-on-the-page"/>
+    <w:bookmarkEnd w:id="1312"/>
+    <w:bookmarkStart w:id="1313" w:name="when-your-system-is-not-on-the-page"/>
     <w:p>
       <w:pPr>
         <w:pStyle w:val="Heading3"/>
@@ -780,8 +780,8 @@
         <w:t xml:space="preserve">card is for real systems with real literature. Point it at your folder of collected papers and it prepares an email to us. Small, well-bounded systems may be added to the open collection free as capacity allows, with sources cited to their original authors and the contribution credited to you; larger or confidential work is a paid engagement and comes back as a quoted proposal. Either way you never touch a file format.</w:t>
       </w:r>
     </w:p>
-    <w:bookmarkEnd w:id="998"/>
-    <w:bookmarkStart w:id="999" w:name="what-this-calculator-will-not-do"/>
+    <w:bookmarkEnd w:id="1313"/>
+    <w:bookmarkStart w:id="1314" w:name="what-this-calculator-will-not-do"/>
     <w:p>
       <w:pPr>
         <w:pStyle w:val="Heading3"/>
@@ -795,11 +795,11 @@
         <w:pStyle w:val="FirstParagraph"/>
       </w:pPr>
       <w:r>
-        <w:t xml:space="preserve">Honesty about scope saves your time. The engine handles condensed phases (liquids, solid solutions, stoichiometric compounds); it does not calculate gas equilibria. Kinetics beyond the Scheil approximation is out of scope. The shipped slag database documents its known limits in the files themselves, the largest being silica-rich miscibility gaps that sit too high in temperature. And the static ternary showcase images on the page exist only for the assessed built-in systems; a newly loaded file drives the live calculators, not the showcases.</w:t>
-      </w:r>
-    </w:p>
-    <w:bookmarkEnd w:id="999"/>
-    <w:bookmarkStart w:id="1000" w:name="your-first-assessment-as-a-non-expert"/>
+        <w:t xml:space="preserve">Honesty about scope saves your time. The engine handles condensed phases (liquids, solid solutions, stoichiometric compounds). It also calculates ideal-gas equilibria from NASA polynomials, though for now that runs in the software library rather than on this web page, and the gas is not yet coupled to a molten slag. Kinetics beyond the Scheil approximation is out of scope. The shipped slag database documents its known limits in the files themselves, the largest being silica-rich miscibility gaps that sit too high in temperature. And the static ternary showcase images on the page exist only for the assessed built-in systems; a newly loaded file drives the live calculators, not the showcases.</w:t>
+      </w:r>
+    </w:p>
+    <w:bookmarkEnd w:id="1314"/>
+    <w:bookmarkStart w:id="1315" w:name="your-first-assessment-as-a-non-expert"/>
     <w:p>
       <w:pPr>
         <w:pStyle w:val="Heading3"/>
@@ -1008,8 +1008,8 @@
         <w:t xml:space="preserve">A tool that is easy to start and a tool you can grow with are different things, and this page intends to be both. The calculators are the first afternoon; the builder and this section are the second year; the request card is for everything in between.</w:t>
       </w:r>
     </w:p>
-    <w:bookmarkEnd w:id="1000"/>
-    <w:bookmarkStart w:id="1001" w:name="small-glossary"/>
+    <w:bookmarkEnd w:id="1315"/>
+    <w:bookmarkStart w:id="1316" w:name="small-glossary"/>
     <w:p>
       <w:pPr>
         <w:pStyle w:val="Heading3"/>
@@ -1326,9 +1326,9 @@
         <w:t xml:space="preserve">The browser’s way of running compiled programs at near-native speed; it is why the full engine runs on the page with nothing installed.</w:t>
       </w:r>
     </w:p>
-    <w:bookmarkEnd w:id="1001"/>
-    <w:bookmarkEnd w:id="1002"/>
-    <w:bookmarkEnd w:id="1003"/>
+    <w:bookmarkEnd w:id="1316"/>
+    <w:bookmarkEnd w:id="1317"/>
+    <w:bookmarkEnd w:id="1318"/>
     <w:sectPr>
       <w:footnotePr>
         <w:numRestart w:val="eachSect"/>

--- a/paper/Supplementary_S1_primer.docx
+++ b/paper/Supplementary_S1_primer.docx
@@ -2,7 +2,7 @@
 <file path=word/document.xml><?xml version="1.0" encoding="utf-8"?>
 <w:document xmlns:w="http://schemas.openxmlformats.org/wordprocessingml/2006/main" xmlns:m="http://schemas.openxmlformats.org/officeDocument/2006/math" xmlns:r="http://schemas.openxmlformats.org/officeDocument/2006/relationships" xmlns:o="urn:schemas-microsoft-com:office:office" xmlns:v="urn:schemas-microsoft-com:vml" xmlns:w10="urn:schemas-microsoft-com:office:word" xmlns:a="http://schemas.openxmlformats.org/drawingml/2006/main" xmlns:pic="http://schemas.openxmlformats.org/drawingml/2006/picture" xmlns:wp="http://schemas.openxmlformats.org/drawingml/2006/wordprocessingDrawing">
   <w:body>
-    <w:bookmarkStart w:id="1318" w:name="X1407efc73eeb14ea67b28525936ab156b42f911"/>
+    <w:bookmarkStart w:id="1392" w:name="X1407efc73eeb14ea67b28525936ab156b42f911"/>
     <w:p>
       <w:pPr>
         <w:pStyle w:val="Heading1"/>
@@ -11,7 +11,7 @@
         <w:t xml:space="preserve">Supplementary Material S1. A primer for the experimentalist</w:t>
       </w:r>
     </w:p>
-    <w:bookmarkStart w:id="1317" w:name="X09f5aaa1c91539d37bb93099cc137d0e43cf298"/>
+    <w:bookmarkStart w:id="1391" w:name="X09f5aaa1c91539d37bb93099cc137d0e43cf298"/>
     <w:p>
       <w:pPr>
         <w:pStyle w:val="Heading2"/>
@@ -64,7 +64,7 @@
         <w:t xml:space="preserve">It runs entirely inside your web browser. Nothing you do on the page is transmitted anywhere; there is no server behind it.</w:t>
       </w:r>
     </w:p>
-    <w:bookmarkStart w:id="1306" w:name="X8ffce499c1845416aa217195454fc73226ba29d"/>
+    <w:bookmarkStart w:id="1380" w:name="X8ffce499c1845416aa217195454fc73226ba29d"/>
     <w:p>
       <w:pPr>
         <w:pStyle w:val="Heading3"/>
@@ -109,8 +109,8 @@
         <w:t xml:space="preserve">You never need to open or edit a database file to use this calculator. The open databases are behind one-click buttons, and if a colleague sends you a file, you load it with a file-picker like attaching a document to an email.</w:t>
       </w:r>
     </w:p>
-    <w:bookmarkEnd w:id="1306"/>
-    <w:bookmarkStart w:id="1307" w:name="the-three-file-names-you-will-meet"/>
+    <w:bookmarkEnd w:id="1380"/>
+    <w:bookmarkStart w:id="1381" w:name="the-three-file-names-you-will-meet"/>
     <w:p>
       <w:pPr>
         <w:pStyle w:val="Heading3"/>
@@ -322,8 +322,8 @@
         <w:t xml:space="preserve">For using the calculator, the distinction hardly matters; the page detects the format when a file loads. It matters only when you ask where a file came from or which software a collaborator uses.</w:t>
       </w:r>
     </w:p>
-    <w:bookmarkEnd w:id="1307"/>
-    <w:bookmarkStart w:id="1308" w:name="your-first-calculation-in-five-clicks"/>
+    <w:bookmarkEnd w:id="1381"/>
+    <w:bookmarkStart w:id="1382" w:name="your-first-calculation-in-five-clicks"/>
     <w:p>
       <w:pPr>
         <w:pStyle w:val="Heading3"/>
@@ -473,8 +473,8 @@
         <w:t xml:space="preserve">That is the entire workflow. Load, click, read. Every other feature on the page is a variation of these three steps.</w:t>
       </w:r>
     </w:p>
-    <w:bookmarkEnd w:id="1308"/>
-    <w:bookmarkStart w:id="1309" w:name="reading-the-readouts"/>
+    <w:bookmarkEnd w:id="1382"/>
+    <w:bookmarkStart w:id="1383" w:name="reading-the-readouts"/>
     <w:p>
       <w:pPr>
         <w:pStyle w:val="Heading3"/>
@@ -515,8 +515,8 @@
         <w:t xml:space="preserve">card does the same job numerically instead of graphically: enter a composition, pick a temperature, press Compute, and read the equilibrium Gibbs energy and phase amounts. Use the diagram when you want the whole landscape and the solver when you want numbers for one condition.</w:t>
       </w:r>
     </w:p>
-    <w:bookmarkEnd w:id="1309"/>
-    <w:bookmarkStart w:id="1310" w:name="the-slag-ternary"/>
+    <w:bookmarkEnd w:id="1383"/>
+    <w:bookmarkStart w:id="1384" w:name="the-slag-ternary"/>
     <w:p>
       <w:pPr>
         <w:pStyle w:val="Heading3"/>
@@ -622,8 +622,8 @@
         <w:t xml:space="preserve">If you have only ever read these diagrams in handbooks, the difference here is that the diagram is computed from the loaded file while you watch, so when a database improves, the diagram improves with it.</w:t>
       </w:r>
     </w:p>
-    <w:bookmarkEnd w:id="1310"/>
-    <w:bookmarkStart w:id="1311" w:name="freezing-a-melt-the-scheil-panel"/>
+    <w:bookmarkEnd w:id="1384"/>
+    <w:bookmarkStart w:id="1385" w:name="freezing-a-melt-the-scheil-panel"/>
     <w:p>
       <w:pPr>
         <w:pStyle w:val="Heading3"/>
@@ -672,8 +672,8 @@
         <w:t xml:space="preserve">“what will this melt do in my furnace.”</w:t>
       </w:r>
     </w:p>
-    <w:bookmarkEnd w:id="1311"/>
-    <w:bookmarkStart w:id="1312" w:name="loading-a-file-someone-sent-you"/>
+    <w:bookmarkEnd w:id="1385"/>
+    <w:bookmarkStart w:id="1386" w:name="loading-a-file-someone-sent-you"/>
     <w:p>
       <w:pPr>
         <w:pStyle w:val="Heading3"/>
@@ -706,8 +706,8 @@
         <w:t xml:space="preserve">and pick the file. It loads exactly like the built-in buttons and every calculator on the page switches to it. Uploaded files are temporary; they live only in the open tab and vanish on refresh, and up to three can be loaded at once, each pinned with its own color so you can switch between them. That also means systems from different sources sit side by side in one page, and the unified .utdb dialect goes further by holding, for example, an alloy and a molten salt in a single file; your systems are never split across separate products. Nothing is uploaded anywhere; the file is read inside your browser and stays on your machine, which also means confidential files are safe to load.</w:t>
       </w:r>
     </w:p>
-    <w:bookmarkEnd w:id="1312"/>
-    <w:bookmarkStart w:id="1313" w:name="when-your-system-is-not-on-the-page"/>
+    <w:bookmarkEnd w:id="1386"/>
+    <w:bookmarkStart w:id="1387" w:name="when-your-system-is-not-on-the-page"/>
     <w:p>
       <w:pPr>
         <w:pStyle w:val="Heading3"/>
@@ -780,8 +780,8 @@
         <w:t xml:space="preserve">card is for real systems with real literature. Point it at your folder of collected papers and it prepares an email to us. Small, well-bounded systems may be added to the open collection free as capacity allows, with sources cited to their original authors and the contribution credited to you; larger or confidential work is a paid engagement and comes back as a quoted proposal. Either way you never touch a file format.</w:t>
       </w:r>
     </w:p>
-    <w:bookmarkEnd w:id="1313"/>
-    <w:bookmarkStart w:id="1314" w:name="what-this-calculator-will-not-do"/>
+    <w:bookmarkEnd w:id="1387"/>
+    <w:bookmarkStart w:id="1388" w:name="what-this-calculator-will-not-do"/>
     <w:p>
       <w:pPr>
         <w:pStyle w:val="Heading3"/>
@@ -795,11 +795,11 @@
         <w:pStyle w:val="FirstParagraph"/>
       </w:pPr>
       <w:r>
-        <w:t xml:space="preserve">Honesty about scope saves your time. The engine handles condensed phases (liquids, solid solutions, stoichiometric compounds). It also calculates ideal-gas equilibria from NASA polynomials, though for now that runs in the software library rather than on this web page, and the gas is not yet coupled to a molten slag. Kinetics beyond the Scheil approximation is out of scope. The shipped slag database documents its known limits in the files themselves, the largest being silica-rich miscibility gaps that sit too high in temperature. And the static ternary showcase images on the page exist only for the assessed built-in systems; a newly loaded file drives the live calculators, not the showcases.</w:t>
-      </w:r>
-    </w:p>
-    <w:bookmarkEnd w:id="1314"/>
-    <w:bookmarkStart w:id="1315" w:name="your-first-assessment-as-a-non-expert"/>
+        <w:t xml:space="preserve">Honesty about scope saves your time. The engine handles condensed phases (liquids, solid solutions, stoichiometric compounds). It also calculates ideal-gas equilibria from NASA polynomials, in a gas-equilibrium card on the page, though the gas is not yet coupled to a molten slag. Kinetics beyond the Scheil approximation is out of scope. The shipped slag database documents its known limits in the files themselves, the largest being silica-rich miscibility gaps that sit too high in temperature. And the static ternary showcase images on the page exist only for the assessed built-in systems; a newly loaded file drives the live calculators, not the showcases.</w:t>
+      </w:r>
+    </w:p>
+    <w:bookmarkEnd w:id="1388"/>
+    <w:bookmarkStart w:id="1389" w:name="your-first-assessment-as-a-non-expert"/>
     <w:p>
       <w:pPr>
         <w:pStyle w:val="Heading3"/>
@@ -1008,8 +1008,8 @@
         <w:t xml:space="preserve">A tool that is easy to start and a tool you can grow with are different things, and this page intends to be both. The calculators are the first afternoon; the builder and this section are the second year; the request card is for everything in between.</w:t>
       </w:r>
     </w:p>
-    <w:bookmarkEnd w:id="1315"/>
-    <w:bookmarkStart w:id="1316" w:name="small-glossary"/>
+    <w:bookmarkEnd w:id="1389"/>
+    <w:bookmarkStart w:id="1390" w:name="small-glossary"/>
     <w:p>
       <w:pPr>
         <w:pStyle w:val="Heading3"/>
@@ -1326,9 +1326,9 @@
         <w:t xml:space="preserve">The browser’s way of running compiled programs at near-native speed; it is why the full engine runs on the page with nothing installed.</w:t>
       </w:r>
     </w:p>
-    <w:bookmarkEnd w:id="1316"/>
-    <w:bookmarkEnd w:id="1317"/>
-    <w:bookmarkEnd w:id="1318"/>
+    <w:bookmarkEnd w:id="1390"/>
+    <w:bookmarkEnd w:id="1391"/>
+    <w:bookmarkEnd w:id="1392"/>
     <w:sectPr>
       <w:footnotePr>
         <w:numRestart w:val="eachSect"/>

--- a/paper/Supplementary_S1_primer.docx
+++ b/paper/Supplementary_S1_primer.docx
@@ -703,7 +703,7 @@
         <w:t xml:space="preserve"> </w:t>
       </w:r>
       <w:r>
-        <w:t xml:space="preserve">and pick the file. It loads exactly like the built-in buttons and every calculator on the page switches to it. Uploaded files are temporary; they live only in the open tab and vanish on refresh, and up to three can be loaded at once, each pinned with its own color so you can switch between them. That also means systems from different sources sit side by side in one page, and the unified .utdb dialect goes further by holding, for example, an alloy and a molten salt in a single file; your systems are never split across separate products. Nothing is uploaded anywhere; the file is read inside your browser and stays on your machine, which also means confidential files are safe to load.</w:t>
+        <w:t xml:space="preserve">and pick the file. It loads exactly like the built-in buttons and every calculator on the page switches to it. Uploaded files are temporary; they live only in the open tab and vanish on refresh, and up to three can be loaded at once, each pinned as a button whose color marks its dialect, so you can switch between them. That also means systems from different sources sit side by side in one page, and the unified .utdb dialect goes further by holding, for example, an alloy and a molten salt in a single file; your systems are never split across separate products. Nothing is uploaded anywhere; the file is read inside your browser and stays on your machine, which also means confidential files are safe to load.</w:t>
       </w:r>
     </w:p>
     <w:bookmarkEnd w:id="1386"/>

--- a/paper/Supplementary_S1_primer.docx
+++ b/paper/Supplementary_S1_primer.docx
@@ -795,7 +795,7 @@
         <w:pStyle w:val="FirstParagraph"/>
       </w:pPr>
       <w:r>
-        <w:t xml:space="preserve">Honesty about scope saves your time. The engine handles condensed phases (liquids, solid solutions, stoichiometric compounds). It also calculates ideal-gas equilibria from NASA polynomials, in a gas-equilibrium card on the page, though the gas is not yet coupled to a molten slag. Kinetics beyond the Scheil approximation is out of scope. The shipped slag database documents its known limits in the files themselves, the largest being silica-rich miscibility gaps that sit too high in temperature. And the static ternary showcase images on the page exist only for the assessed built-in systems; a newly loaded file drives the live calculators, not the showcases.</w:t>
+        <w:t xml:space="preserve">Honesty about scope saves your time. The engine handles condensed phases (liquids, solid solutions, stoichiometric compounds). It also calculates ideal-gas equilibria from NASA polynomials in a gas-equilibrium card on the page, and couples that gas to a condensate (iron, its oxide, graphite) so a reducing or oxidising atmosphere shifts the balance between metal and oxide, the way a furnace gas governs a melt. Kinetics beyond the Scheil approximation is out of scope. The shipped slag database documents its known limits in the files themselves, the largest being silica-rich miscibility gaps that sit too high in temperature. And the static ternary showcase images on the page exist only for the assessed built-in systems; a newly loaded file drives the live calculators, not the showcases.</w:t>
       </w:r>
     </w:p>
     <w:bookmarkEnd w:id="1388"/>

--- a/paper/Supplementary_S1_primer.docx
+++ b/paper/Supplementary_S1_primer.docx
@@ -2,7 +2,7 @@
 <file path=word/document.xml><?xml version="1.0" encoding="utf-8"?>
 <w:document xmlns:w="http://schemas.openxmlformats.org/wordprocessingml/2006/main" xmlns:m="http://schemas.openxmlformats.org/officeDocument/2006/math" xmlns:r="http://schemas.openxmlformats.org/officeDocument/2006/relationships" xmlns:o="urn:schemas-microsoft-com:office:office" xmlns:v="urn:schemas-microsoft-com:vml" xmlns:w10="urn:schemas-microsoft-com:office:word" xmlns:a="http://schemas.openxmlformats.org/drawingml/2006/main" xmlns:pic="http://schemas.openxmlformats.org/drawingml/2006/picture" xmlns:wp="http://schemas.openxmlformats.org/drawingml/2006/wordprocessingDrawing">
   <w:body>
-    <w:bookmarkStart w:id="1392" w:name="X1407efc73eeb14ea67b28525936ab156b42f911"/>
+    <w:bookmarkStart w:id="2335" w:name="X1407efc73eeb14ea67b28525936ab156b42f911"/>
     <w:p>
       <w:pPr>
         <w:pStyle w:val="Heading1"/>
@@ -11,7 +11,7 @@
         <w:t xml:space="preserve">Supplementary Material S1. A primer for the experimentalist</w:t>
       </w:r>
     </w:p>
-    <w:bookmarkStart w:id="1391" w:name="X09f5aaa1c91539d37bb93099cc137d0e43cf298"/>
+    <w:bookmarkStart w:id="2334" w:name="X09f5aaa1c91539d37bb93099cc137d0e43cf298"/>
     <w:p>
       <w:pPr>
         <w:pStyle w:val="Heading2"/>
@@ -64,7 +64,7 @@
         <w:t xml:space="preserve">It runs entirely inside your web browser. Nothing you do on the page is transmitted anywhere; there is no server behind it.</w:t>
       </w:r>
     </w:p>
-    <w:bookmarkStart w:id="1380" w:name="X8ffce499c1845416aa217195454fc73226ba29d"/>
+    <w:bookmarkStart w:id="2323" w:name="X8ffce499c1845416aa217195454fc73226ba29d"/>
     <w:p>
       <w:pPr>
         <w:pStyle w:val="Heading3"/>
@@ -109,14 +109,14 @@
         <w:t xml:space="preserve">You never need to open or edit a database file to use this calculator. The open databases are behind one-click buttons, and if a colleague sends you a file, you load it with a file-picker like attaching a document to an email.</w:t>
       </w:r>
     </w:p>
-    <w:bookmarkEnd w:id="1380"/>
-    <w:bookmarkStart w:id="1381" w:name="the-three-file-names-you-will-meet"/>
+    <w:bookmarkEnd w:id="2323"/>
+    <w:bookmarkStart w:id="2324" w:name="the-file-names-you-will-meet"/>
     <w:p>
       <w:pPr>
         <w:pStyle w:val="Heading3"/>
       </w:pPr>
       <w:r>
-        <w:t xml:space="preserve">2. The three file names you will meet</w:t>
+        <w:t xml:space="preserve">2. The file names you will meet</w:t>
       </w:r>
     </w:p>
     <w:p>
@@ -124,7 +124,7 @@
         <w:pStyle w:val="FirstParagraph"/>
       </w:pPr>
       <w:r>
-        <w:t xml:space="preserve">Different software families historically wrote their databases in different text layouts, so a file from one program is unreadable to another even when the science inside is the same. Hephaestus reads the two major layouts and a unified extension of them:</w:t>
+        <w:t xml:space="preserve">Different software families historically wrote their databases in different text layouts, so a file from one program is unreadable to another even when the science inside is the same. Hephaestus reads the two major layouts, a unified extension of them, and the field’s emerging XML successor:</w:t>
       </w:r>
     </w:p>
     <w:tbl>
@@ -280,6 +280,7 @@
           <w:tcPr/>
           <w:p>
             <w:pPr>
+              <w:keepNext/>
               <w:pStyle w:val="Compact"/>
               <w:jc w:val="left"/>
             </w:pPr>
@@ -292,6 +293,7 @@
           <w:tcPr/>
           <w:p>
             <w:pPr>
+              <w:keepNext/>
               <w:pStyle w:val="Compact"/>
               <w:jc w:val="left"/>
             </w:pPr>
@@ -304,6 +306,7 @@
           <w:tcPr/>
           <w:p>
             <w:pPr>
+              <w:keepNext/>
               <w:pStyle w:val="Compact"/>
               <w:jc w:val="left"/>
             </w:pPr>
@@ -313,17 +316,70 @@
           </w:p>
         </w:tc>
       </w:tr>
+      <w:tr>
+        <w:trPr>
+          <w:cantSplit/>
+        </w:trPr>
+        <w:tc>
+          <w:tcPr/>
+          <w:p>
+            <w:pPr>
+              <w:pStyle w:val="Compact"/>
+              <w:jc w:val="left"/>
+            </w:pPr>
+            <w:r>
+              <w:t xml:space="preserve">.xtdb</w:t>
+            </w:r>
+          </w:p>
+        </w:tc>
+        <w:tc>
+          <w:tcPr/>
+          <w:p>
+            <w:pPr>
+              <w:pStyle w:val="Compact"/>
+              <w:jc w:val="left"/>
+            </w:pPr>
+            <w:r>
+              <w:t xml:space="preserve">The emerging open XML standard, from the OpenCalphad and NIST circle</w:t>
+            </w:r>
+          </w:p>
+        </w:tc>
+        <w:tc>
+          <w:tcPr/>
+          <w:p>
+            <w:pPr>
+              <w:pStyle w:val="Compact"/>
+              <w:jc w:val="left"/>
+            </w:pPr>
+            <w:r>
+              <w:t xml:space="preserve">The same models, plus newer</w:t>
+            </w:r>
+            <w:r>
+              <w:t xml:space="preserve"> </w:t>
+            </w:r>
+            <w:r>
+              <w:t xml:space="preserve">“third-generation”</w:t>
+            </w:r>
+            <w:r>
+              <w:t xml:space="preserve"> </w:t>
+            </w:r>
+            <w:r>
+              <w:t xml:space="preserve">data that stays accurate all the way down to absolute zero</w:t>
+            </w:r>
+          </w:p>
+        </w:tc>
+      </w:tr>
     </w:tbl>
     <w:p>
       <w:pPr>
         <w:pStyle w:val="BodyText"/>
       </w:pPr>
       <w:r>
-        <w:t xml:space="preserve">For using the calculator, the distinction hardly matters; the page detects the format when a file loads. It matters only when you ask where a file came from or which software a collaborator uses.</w:t>
-      </w:r>
-    </w:p>
-    <w:bookmarkEnd w:id="1381"/>
-    <w:bookmarkStart w:id="1382" w:name="your-first-calculation-in-five-clicks"/>
+        <w:t xml:space="preserve">For the main calculator the distinction hardly matters; the page detects a .dat, .tdb, or .utdb file when it loads. The newest format, .xtdb, is read in a dedicated card of its own (Section 7), because it carries a more modern description of how materials behave at very low temperatures.</w:t>
+      </w:r>
+    </w:p>
+    <w:bookmarkEnd w:id="2324"/>
+    <w:bookmarkStart w:id="2325" w:name="your-first-calculation-in-five-clicks"/>
     <w:p>
       <w:pPr>
         <w:pStyle w:val="Heading3"/>
@@ -473,8 +529,8 @@
         <w:t xml:space="preserve">That is the entire workflow. Load, click, read. Every other feature on the page is a variation of these three steps.</w:t>
       </w:r>
     </w:p>
-    <w:bookmarkEnd w:id="1382"/>
-    <w:bookmarkStart w:id="1383" w:name="reading-the-readouts"/>
+    <w:bookmarkEnd w:id="2325"/>
+    <w:bookmarkStart w:id="2326" w:name="reading-the-readouts"/>
     <w:p>
       <w:pPr>
         <w:pStyle w:val="Heading3"/>
@@ -515,8 +571,8 @@
         <w:t xml:space="preserve">card does the same job numerically instead of graphically: enter a composition, pick a temperature, press Compute, and read the equilibrium Gibbs energy and phase amounts. Use the diagram when you want the whole landscape and the solver when you want numbers for one condition.</w:t>
       </w:r>
     </w:p>
-    <w:bookmarkEnd w:id="1383"/>
-    <w:bookmarkStart w:id="1384" w:name="the-slag-ternary"/>
+    <w:bookmarkEnd w:id="2326"/>
+    <w:bookmarkStart w:id="2327" w:name="the-slag-ternary"/>
     <w:p>
       <w:pPr>
         <w:pStyle w:val="Heading3"/>
@@ -622,8 +678,8 @@
         <w:t xml:space="preserve">If you have only ever read these diagrams in handbooks, the difference here is that the diagram is computed from the loaded file while you watch, so when a database improves, the diagram improves with it.</w:t>
       </w:r>
     </w:p>
-    <w:bookmarkEnd w:id="1384"/>
-    <w:bookmarkStart w:id="1385" w:name="freezing-a-melt-the-scheil-panel"/>
+    <w:bookmarkEnd w:id="2327"/>
+    <w:bookmarkStart w:id="2328" w:name="freezing-a-melt-the-scheil-panel"/>
     <w:p>
       <w:pPr>
         <w:pStyle w:val="Heading3"/>
@@ -672,8 +728,8 @@
         <w:t xml:space="preserve">“what will this melt do in my furnace.”</w:t>
       </w:r>
     </w:p>
-    <w:bookmarkEnd w:id="1385"/>
-    <w:bookmarkStart w:id="1386" w:name="loading-a-file-someone-sent-you"/>
+    <w:bookmarkEnd w:id="2328"/>
+    <w:bookmarkStart w:id="2329" w:name="loading-a-file-someone-sent-you"/>
     <w:p>
       <w:pPr>
         <w:pStyle w:val="Heading3"/>
@@ -706,8 +762,32 @@
         <w:t xml:space="preserve">and pick the file. It loads exactly like the built-in buttons and every calculator on the page switches to it. Uploaded files are temporary; they live only in the open tab and vanish on refresh, and up to three can be loaded at once, each pinned as a button whose color marks its dialect, so you can switch between them. That also means systems from different sources sit side by side in one page, and the unified .utdb dialect goes further by holding, for example, an alloy and a molten salt in a single file; your systems are never split across separate products. Nothing is uploaded anywhere; the file is read inside your browser and stays on your machine, which also means confidential files are safe to load.</w:t>
       </w:r>
     </w:p>
-    <w:bookmarkEnd w:id="1386"/>
-    <w:bookmarkStart w:id="1387" w:name="when-your-system-is-not-on-the-page"/>
+    <w:p>
+      <w:pPr>
+        <w:pStyle w:val="BodyText"/>
+      </w:pPr>
+      <w:r>
+        <w:t xml:space="preserve">One newer format has its own home on the page. An .xtdb file (the emerging XML standard from Section 2) opens in the</w:t>
+      </w:r>
+      <w:r>
+        <w:t xml:space="preserve"> </w:t>
+      </w:r>
+      <w:r>
+        <w:rPr>
+          <w:b/>
+          <w:bCs/>
+        </w:rPr>
+        <w:t xml:space="preserve">third-generation</w:t>
+      </w:r>
+      <w:r>
+        <w:t xml:space="preserve"> </w:t>
+      </w:r>
+      <w:r>
+        <w:t xml:space="preserve">card near the bottom, which reads it and draws its phase diagram the same way, computed live in your browser. Two worked examples sit there ready to click without a file of your own: an aluminum-carbon system and a lead-tin solder alloy. What sets this format apart is that its heat-capacity description stays physically correct down to absolute zero, where the older databases were only ever fitted above room temperature; for everyday high-temperature work the two agree, and the difference matters when a calculation reaches toward cryogenic conditions.</w:t>
+      </w:r>
+    </w:p>
+    <w:bookmarkEnd w:id="2329"/>
+    <w:bookmarkStart w:id="2330" w:name="when-your-system-is-not-on-the-page"/>
     <w:p>
       <w:pPr>
         <w:pStyle w:val="Heading3"/>
@@ -780,8 +860,8 @@
         <w:t xml:space="preserve">card is for real systems with real literature. Point it at your folder of collected papers and it prepares an email to us. Small, well-bounded systems may be added to the open collection free as capacity allows, with sources cited to their original authors and the contribution credited to you; larger or confidential work is a paid engagement and comes back as a quoted proposal. Either way you never touch a file format.</w:t>
       </w:r>
     </w:p>
-    <w:bookmarkEnd w:id="1387"/>
-    <w:bookmarkStart w:id="1388" w:name="what-this-calculator-will-not-do"/>
+    <w:bookmarkEnd w:id="2330"/>
+    <w:bookmarkStart w:id="2331" w:name="what-this-calculator-will-not-do"/>
     <w:p>
       <w:pPr>
         <w:pStyle w:val="Heading3"/>
@@ -798,8 +878,8 @@
         <w:t xml:space="preserve">Honesty about scope saves your time. The engine handles condensed phases (liquids, solid solutions, stoichiometric compounds). It also calculates ideal-gas equilibria from NASA polynomials in a gas-equilibrium card on the page, and couples that gas to a condensate (iron, its oxide, graphite) so a reducing or oxidising atmosphere shifts the balance between metal and oxide, the way a furnace gas governs a melt. Kinetics beyond the Scheil approximation is out of scope. The shipped slag database documents its known limits in the files themselves, the largest being silica-rich miscibility gaps that sit too high in temperature. And the static ternary showcase images on the page exist only for the assessed built-in systems; a newly loaded file drives the live calculators, not the showcases.</w:t>
       </w:r>
     </w:p>
-    <w:bookmarkEnd w:id="1388"/>
-    <w:bookmarkStart w:id="1389" w:name="your-first-assessment-as-a-non-expert"/>
+    <w:bookmarkEnd w:id="2331"/>
+    <w:bookmarkStart w:id="2332" w:name="your-first-assessment-as-a-non-expert"/>
     <w:p>
       <w:pPr>
         <w:pStyle w:val="Heading3"/>
@@ -1008,8 +1088,8 @@
         <w:t xml:space="preserve">A tool that is easy to start and a tool you can grow with are different things, and this page intends to be both. The calculators are the first afternoon; the builder and this section are the second year; the request card is for everything in between.</w:t>
       </w:r>
     </w:p>
-    <w:bookmarkEnd w:id="1389"/>
-    <w:bookmarkStart w:id="1390" w:name="small-glossary"/>
+    <w:bookmarkEnd w:id="2332"/>
+    <w:bookmarkStart w:id="2333" w:name="small-glossary"/>
     <w:p>
       <w:pPr>
         <w:pStyle w:val="Heading3"/>
@@ -1295,13 +1375,13 @@
           <w:b/>
           <w:bCs/>
         </w:rPr>
-        <w:t xml:space="preserve">TDB / .dat / .utdb.</w:t>
-      </w:r>
-      <w:r>
-        <w:t xml:space="preserve"> </w:t>
-      </w:r>
-      <w:r>
-        <w:t xml:space="preserve">Database file layouts; see Section 2. The container is ordinary text; the contents are years of measurement.</w:t>
+        <w:t xml:space="preserve">TDB / .dat / .utdb / .xtdb.</w:t>
+      </w:r>
+      <w:r>
+        <w:t xml:space="preserve"> </w:t>
+      </w:r>
+      <w:r>
+        <w:t xml:space="preserve">Database file layouts; see Section 2. The container is ordinary text (or, for .xtdb, XML); the contents are years of measurement.</w:t>
       </w:r>
     </w:p>
     <w:p>
@@ -1317,6 +1397,50 @@
           <w:b/>
           <w:bCs/>
         </w:rPr>
+        <w:t xml:space="preserve">Third generation.</w:t>
+      </w:r>
+      <w:r>
+        <w:t xml:space="preserve"> </w:t>
+      </w:r>
+      <w:r>
+        <w:t xml:space="preserve">A modern form of CALPHAD data whose heat-capacity model stays physically valid from high temperature down to absolute zero (0 K), instead of being fitted only above room temperature; carried by .xtdb files here.</w:t>
+      </w:r>
+    </w:p>
+    <w:p>
+      <w:pPr>
+        <w:pStyle w:val="Compact"/>
+        <w:numPr>
+          <w:ilvl w:val="0"/>
+          <w:numId w:val="1006"/>
+        </w:numPr>
+      </w:pPr>
+      <w:r>
+        <w:rPr>
+          <w:b/>
+          <w:bCs/>
+        </w:rPr>
+        <w:t xml:space="preserve">XTDB.</w:t>
+      </w:r>
+      <w:r>
+        <w:t xml:space="preserve"> </w:t>
+      </w:r>
+      <w:r>
+        <w:t xml:space="preserve">The emerging open XML successor to the TDB layout, from the OpenCalphad and NIST circle; it carries both the MQMQA model and third-generation data, and Hephaestus reads it in a dedicated card.</w:t>
+      </w:r>
+    </w:p>
+    <w:p>
+      <w:pPr>
+        <w:pStyle w:val="Compact"/>
+        <w:numPr>
+          <w:ilvl w:val="0"/>
+          <w:numId w:val="1006"/>
+        </w:numPr>
+      </w:pPr>
+      <w:r>
+        <w:rPr>
+          <w:b/>
+          <w:bCs/>
+        </w:rPr>
         <w:t xml:space="preserve">WebAssembly.</w:t>
       </w:r>
       <w:r>
@@ -1326,9 +1450,9 @@
         <w:t xml:space="preserve">The browser’s way of running compiled programs at near-native speed; it is why the full engine runs on the page with nothing installed.</w:t>
       </w:r>
     </w:p>
-    <w:bookmarkEnd w:id="1390"/>
-    <w:bookmarkEnd w:id="1391"/>
-    <w:bookmarkEnd w:id="1392"/>
+    <w:bookmarkEnd w:id="2333"/>
+    <w:bookmarkEnd w:id="2334"/>
+    <w:bookmarkEnd w:id="2335"/>
     <w:sectPr>
       <w:footnotePr>
         <w:numRestart w:val="eachSect"/>

--- a/paper/Supplementary_S1_primer.docx
+++ b/paper/Supplementary_S1_primer.docx
@@ -375,7 +375,7 @@
         <w:pStyle w:val="BodyText"/>
       </w:pPr>
       <w:r>
-        <w:t xml:space="preserve">For the main calculator the distinction hardly matters; the page detects a .dat, .tdb, or .utdb file when it loads. The newest format, .xtdb, is read in a dedicated card of its own (Section 7), because it carries a more modern description of how materials behave at very low temperatures.</w:t>
+        <w:t xml:space="preserve">You never choose a format by hand; the page reads all four and detects which one a file is when it loads. A .dat, .tdb, or .utdb opens in the main calculator, and an .xtdb opens in the third-generation card of its own (Section 7), because it carries a more modern description of how materials behave at very low temperatures. Any of the four can be one of the built-in buttons or a file you load yourself.</w:t>
       </w:r>
     </w:p>
     <w:bookmarkEnd w:id="2324"/>
@@ -759,7 +759,7 @@
         <w:t xml:space="preserve"> </w:t>
       </w:r>
       <w:r>
-        <w:t xml:space="preserve">and pick the file. It loads exactly like the built-in buttons and every calculator on the page switches to it. Uploaded files are temporary; they live only in the open tab and vanish on refresh, and up to three can be loaded at once, each pinned as a button whose color marks its dialect, so you can switch between them. That also means systems from different sources sit side by side in one page, and the unified .utdb dialect goes further by holding, for example, an alloy and a molten salt in a single file; your systems are never split across separate products. Nothing is uploaded anywhere; the file is read inside your browser and stays on your machine, which also means confidential files are safe to load.</w:t>
+        <w:t xml:space="preserve">(the same picker also accepts a .utdb or an .xtdb) and pick the file. A .dat, .tdb, or .utdb loads exactly like the built-in buttons and every calculator on the page switches to it; an .xtdb opens in the third-generation card described just below, read the same way. Uploaded files are temporary; they live only in the open tab and vanish on refresh, and up to three can be loaded at once, each pinned as a button whose color marks its dialect, so you can switch between them. That also means systems from different sources sit side by side in one page, and the unified .utdb dialect goes further by holding, for example, an alloy and a molten salt in a single file; your systems are never split across separate products. Nothing is uploaded anywhere; the file is read inside your browser and stays on your machine, which also means confidential files are safe to load.</w:t>
       </w:r>
     </w:p>
     <w:p>
@@ -801,7 +801,7 @@
         <w:pStyle w:val="FirstParagraph"/>
       </w:pPr>
       <w:r>
-        <w:t xml:space="preserve">The built-in buttons cover the open slag, chloride salt, and Al-Zn alloy databases shipped with the present work, plus the two unified demonstrations (aluminum recycling and steelmaking). If the system you need is not among them, there are two doors:</w:t>
+        <w:t xml:space="preserve">The built-in buttons cover the open slag, chloride salt, and Al-Zn alloy databases shipped with the present work, the two unified demonstrations (aluminum recycling and steelmaking), and the two third-generation examples in the XTDB card (aluminum-carbon and lead-tin). If the system you need is not among them, there are two doors:</w:t>
       </w:r>
     </w:p>
     <w:p>
